--- a/React/Results.docx
+++ b/React/Results.docx
@@ -30,6 +30,9 @@
     </w:p>
     <w:p>
       <w:r>
+        <w:rPr>
+          <w:noProof/>
+        </w:rPr>
         <w:drawing>
           <wp:inline distT="0" distB="0" distL="0" distR="0" wp14:anchorId="001CFD3A" wp14:editId="6E2B3055">
             <wp:extent cx="5731510" cy="2775585"/>
@@ -112,6 +115,9 @@
     </w:p>
     <w:p>
       <w:r>
+        <w:rPr>
+          <w:noProof/>
+        </w:rPr>
         <w:drawing>
           <wp:inline distT="0" distB="0" distL="0" distR="0" wp14:anchorId="118210C6" wp14:editId="74708222">
             <wp:extent cx="5731510" cy="2573020"/>
@@ -180,6 +186,9 @@
     <w:p/>
     <w:p>
       <w:r>
+        <w:rPr>
+          <w:noProof/>
+        </w:rPr>
         <w:drawing>
           <wp:inline distT="0" distB="0" distL="0" distR="0" wp14:anchorId="0E6E0056" wp14:editId="643D2AD2">
             <wp:extent cx="5731510" cy="2477135"/>
@@ -242,6 +251,9 @@
     <w:p/>
     <w:p>
       <w:r>
+        <w:rPr>
+          <w:noProof/>
+        </w:rPr>
         <w:drawing>
           <wp:inline distT="0" distB="0" distL="0" distR="0" wp14:anchorId="3D51740B" wp14:editId="6D197BC6">
             <wp:extent cx="5731510" cy="2823845"/>
@@ -278,6 +290,2464 @@
           </wp:inline>
         </w:drawing>
       </w:r>
+    </w:p>
+    <w:p/>
+    <w:p/>
+    <w:p/>
+    <w:p/>
+    <w:p/>
+    <w:p>
+      <w:pPr>
+        <w:rPr>
+          <w:rFonts w:ascii="Times New Roman" w:hAnsi="Times New Roman" w:cs="Times New Roman"/>
+          <w:b/>
+          <w:bCs/>
+          <w:sz w:val="28"/>
+          <w:szCs w:val="28"/>
+        </w:rPr>
+      </w:pPr>
+      <w:r>
+        <w:rPr>
+          <w:rFonts w:ascii="Times New Roman" w:hAnsi="Times New Roman" w:cs="Times New Roman"/>
+          <w:b/>
+          <w:bCs/>
+          <w:sz w:val="28"/>
+          <w:szCs w:val="28"/>
+        </w:rPr>
+        <w:lastRenderedPageBreak/>
+        <w:t>5</w:t>
+      </w:r>
+      <w:r>
+        <w:rPr>
+          <w:rFonts w:ascii="Times New Roman" w:hAnsi="Times New Roman" w:cs="Times New Roman"/>
+          <w:b/>
+          <w:bCs/>
+          <w:sz w:val="28"/>
+          <w:szCs w:val="28"/>
+        </w:rPr>
+        <w:t>. ReactJS-HOL</w:t>
+      </w:r>
+    </w:p>
+    <w:p>
+      <w:pPr>
+        <w:rPr>
+          <w:rFonts w:ascii="Times New Roman" w:hAnsi="Times New Roman" w:cs="Times New Roman"/>
+          <w:b/>
+          <w:bCs/>
+          <w:sz w:val="28"/>
+          <w:szCs w:val="28"/>
+        </w:rPr>
+      </w:pPr>
+    </w:p>
+    <w:p>
+      <w:pPr>
+        <w:rPr>
+          <w:rFonts w:ascii="Times New Roman" w:hAnsi="Times New Roman" w:cs="Times New Roman"/>
+          <w:b/>
+          <w:bCs/>
+          <w:sz w:val="28"/>
+          <w:szCs w:val="28"/>
+        </w:rPr>
+      </w:pPr>
+      <w:r>
+        <w:rPr>
+          <w:noProof/>
+        </w:rPr>
+        <w:drawing>
+          <wp:inline distT="0" distB="0" distL="0" distR="0" wp14:anchorId="03A4B441" wp14:editId="3934CEA9">
+            <wp:extent cx="5731510" cy="1683385"/>
+            <wp:effectExtent l="0" t="0" r="2540" b="0"/>
+            <wp:docPr id="1466130080" name="Picture 1"/>
+            <wp:cNvGraphicFramePr>
+              <a:graphicFrameLocks xmlns:a="http://schemas.openxmlformats.org/drawingml/2006/main" noChangeAspect="1"/>
+            </wp:cNvGraphicFramePr>
+            <a:graphic xmlns:a="http://schemas.openxmlformats.org/drawingml/2006/main">
+              <a:graphicData uri="http://schemas.openxmlformats.org/drawingml/2006/picture">
+                <pic:pic xmlns:pic="http://schemas.openxmlformats.org/drawingml/2006/picture">
+                  <pic:nvPicPr>
+                    <pic:cNvPr id="1466130080" name=""/>
+                    <pic:cNvPicPr/>
+                  </pic:nvPicPr>
+                  <pic:blipFill>
+                    <a:blip r:embed="rId9"/>
+                    <a:stretch>
+                      <a:fillRect/>
+                    </a:stretch>
+                  </pic:blipFill>
+                  <pic:spPr>
+                    <a:xfrm>
+                      <a:off x="0" y="0"/>
+                      <a:ext cx="5731510" cy="1683385"/>
+                    </a:xfrm>
+                    <a:prstGeom prst="rect">
+                      <a:avLst/>
+                    </a:prstGeom>
+                  </pic:spPr>
+                </pic:pic>
+              </a:graphicData>
+            </a:graphic>
+          </wp:inline>
+        </w:drawing>
+      </w:r>
+    </w:p>
+    <w:p>
+      <w:pPr>
+        <w:rPr>
+          <w:rFonts w:ascii="Times New Roman" w:hAnsi="Times New Roman" w:cs="Times New Roman"/>
+          <w:b/>
+          <w:bCs/>
+          <w:sz w:val="28"/>
+          <w:szCs w:val="28"/>
+        </w:rPr>
+      </w:pPr>
+    </w:p>
+    <w:p>
+      <w:pPr>
+        <w:rPr>
+          <w:rFonts w:ascii="Times New Roman" w:hAnsi="Times New Roman" w:cs="Times New Roman"/>
+          <w:b/>
+          <w:bCs/>
+          <w:sz w:val="28"/>
+          <w:szCs w:val="28"/>
+        </w:rPr>
+      </w:pPr>
+      <w:r>
+        <w:rPr>
+          <w:rFonts w:ascii="Times New Roman" w:hAnsi="Times New Roman" w:cs="Times New Roman"/>
+          <w:b/>
+          <w:bCs/>
+          <w:sz w:val="28"/>
+          <w:szCs w:val="28"/>
+        </w:rPr>
+        <w:t>6. ReactJS-HOL</w:t>
+      </w:r>
+    </w:p>
+    <w:p>
+      <w:pPr>
+        <w:rPr>
+          <w:rFonts w:ascii="Times New Roman" w:hAnsi="Times New Roman" w:cs="Times New Roman"/>
+          <w:b/>
+          <w:bCs/>
+          <w:sz w:val="28"/>
+          <w:szCs w:val="28"/>
+        </w:rPr>
+      </w:pPr>
+    </w:p>
+    <w:p>
+      <w:pPr>
+        <w:rPr>
+          <w:rFonts w:ascii="Times New Roman" w:hAnsi="Times New Roman" w:cs="Times New Roman"/>
+          <w:b/>
+          <w:bCs/>
+          <w:sz w:val="28"/>
+          <w:szCs w:val="28"/>
+        </w:rPr>
+      </w:pPr>
+      <w:r>
+        <w:rPr>
+          <w:rFonts w:ascii="Times New Roman" w:hAnsi="Times New Roman" w:cs="Times New Roman"/>
+          <w:b/>
+          <w:bCs/>
+          <w:sz w:val="28"/>
+          <w:szCs w:val="28"/>
+        </w:rPr>
+        <w:drawing>
+          <wp:inline distT="0" distB="0" distL="0" distR="0" wp14:anchorId="013D226B" wp14:editId="28C2F261">
+            <wp:extent cx="5731510" cy="970915"/>
+            <wp:effectExtent l="0" t="0" r="2540" b="635"/>
+            <wp:docPr id="50401493" name="Picture 1"/>
+            <wp:cNvGraphicFramePr>
+              <a:graphicFrameLocks xmlns:a="http://schemas.openxmlformats.org/drawingml/2006/main" noChangeAspect="1"/>
+            </wp:cNvGraphicFramePr>
+            <a:graphic xmlns:a="http://schemas.openxmlformats.org/drawingml/2006/main">
+              <a:graphicData uri="http://schemas.openxmlformats.org/drawingml/2006/picture">
+                <pic:pic xmlns:pic="http://schemas.openxmlformats.org/drawingml/2006/picture">
+                  <pic:nvPicPr>
+                    <pic:cNvPr id="50401493" name=""/>
+                    <pic:cNvPicPr/>
+                  </pic:nvPicPr>
+                  <pic:blipFill>
+                    <a:blip r:embed="rId10"/>
+                    <a:stretch>
+                      <a:fillRect/>
+                    </a:stretch>
+                  </pic:blipFill>
+                  <pic:spPr>
+                    <a:xfrm>
+                      <a:off x="0" y="0"/>
+                      <a:ext cx="5731510" cy="970915"/>
+                    </a:xfrm>
+                    <a:prstGeom prst="rect">
+                      <a:avLst/>
+                    </a:prstGeom>
+                  </pic:spPr>
+                </pic:pic>
+              </a:graphicData>
+            </a:graphic>
+          </wp:inline>
+        </w:drawing>
+      </w:r>
+    </w:p>
+    <w:p>
+      <w:pPr>
+        <w:rPr>
+          <w:rFonts w:ascii="Times New Roman" w:hAnsi="Times New Roman" w:cs="Times New Roman"/>
+          <w:b/>
+          <w:bCs/>
+          <w:sz w:val="28"/>
+          <w:szCs w:val="28"/>
+        </w:rPr>
+      </w:pPr>
+    </w:p>
+    <w:p>
+      <w:pPr>
+        <w:rPr>
+          <w:rFonts w:ascii="Times New Roman" w:hAnsi="Times New Roman" w:cs="Times New Roman"/>
+          <w:b/>
+          <w:bCs/>
+          <w:sz w:val="28"/>
+          <w:szCs w:val="28"/>
+        </w:rPr>
+      </w:pPr>
+      <w:r>
+        <w:rPr>
+          <w:rFonts w:ascii="Times New Roman" w:hAnsi="Times New Roman" w:cs="Times New Roman"/>
+          <w:b/>
+          <w:bCs/>
+          <w:sz w:val="28"/>
+          <w:szCs w:val="28"/>
+        </w:rPr>
+        <w:drawing>
+          <wp:inline distT="0" distB="0" distL="0" distR="0" wp14:anchorId="610B1B90" wp14:editId="6240F863">
+            <wp:extent cx="5731510" cy="1249045"/>
+            <wp:effectExtent l="0" t="0" r="2540" b="8255"/>
+            <wp:docPr id="1519480899" name="Picture 1"/>
+            <wp:cNvGraphicFramePr>
+              <a:graphicFrameLocks xmlns:a="http://schemas.openxmlformats.org/drawingml/2006/main" noChangeAspect="1"/>
+            </wp:cNvGraphicFramePr>
+            <a:graphic xmlns:a="http://schemas.openxmlformats.org/drawingml/2006/main">
+              <a:graphicData uri="http://schemas.openxmlformats.org/drawingml/2006/picture">
+                <pic:pic xmlns:pic="http://schemas.openxmlformats.org/drawingml/2006/picture">
+                  <pic:nvPicPr>
+                    <pic:cNvPr id="1519480899" name=""/>
+                    <pic:cNvPicPr/>
+                  </pic:nvPicPr>
+                  <pic:blipFill>
+                    <a:blip r:embed="rId11"/>
+                    <a:stretch>
+                      <a:fillRect/>
+                    </a:stretch>
+                  </pic:blipFill>
+                  <pic:spPr>
+                    <a:xfrm>
+                      <a:off x="0" y="0"/>
+                      <a:ext cx="5731510" cy="1249045"/>
+                    </a:xfrm>
+                    <a:prstGeom prst="rect">
+                      <a:avLst/>
+                    </a:prstGeom>
+                  </pic:spPr>
+                </pic:pic>
+              </a:graphicData>
+            </a:graphic>
+          </wp:inline>
+        </w:drawing>
+      </w:r>
+    </w:p>
+    <w:p>
+      <w:pPr>
+        <w:rPr>
+          <w:rFonts w:ascii="Times New Roman" w:hAnsi="Times New Roman" w:cs="Times New Roman"/>
+          <w:b/>
+          <w:bCs/>
+          <w:sz w:val="28"/>
+          <w:szCs w:val="28"/>
+        </w:rPr>
+      </w:pPr>
+    </w:p>
+    <w:p>
+      <w:pPr>
+        <w:rPr>
+          <w:rFonts w:ascii="Times New Roman" w:hAnsi="Times New Roman" w:cs="Times New Roman"/>
+          <w:b/>
+          <w:bCs/>
+          <w:sz w:val="28"/>
+          <w:szCs w:val="28"/>
+        </w:rPr>
+      </w:pPr>
+      <w:r>
+        <w:rPr>
+          <w:rFonts w:ascii="Times New Roman" w:hAnsi="Times New Roman" w:cs="Times New Roman"/>
+          <w:b/>
+          <w:bCs/>
+          <w:sz w:val="28"/>
+          <w:szCs w:val="28"/>
+        </w:rPr>
+        <w:drawing>
+          <wp:inline distT="0" distB="0" distL="0" distR="0" wp14:anchorId="3579D5C8" wp14:editId="68C749FF">
+            <wp:extent cx="5731510" cy="1353820"/>
+            <wp:effectExtent l="0" t="0" r="2540" b="0"/>
+            <wp:docPr id="1649501121" name="Picture 1"/>
+            <wp:cNvGraphicFramePr>
+              <a:graphicFrameLocks xmlns:a="http://schemas.openxmlformats.org/drawingml/2006/main" noChangeAspect="1"/>
+            </wp:cNvGraphicFramePr>
+            <a:graphic xmlns:a="http://schemas.openxmlformats.org/drawingml/2006/main">
+              <a:graphicData uri="http://schemas.openxmlformats.org/drawingml/2006/picture">
+                <pic:pic xmlns:pic="http://schemas.openxmlformats.org/drawingml/2006/picture">
+                  <pic:nvPicPr>
+                    <pic:cNvPr id="1649501121" name=""/>
+                    <pic:cNvPicPr/>
+                  </pic:nvPicPr>
+                  <pic:blipFill>
+                    <a:blip r:embed="rId12"/>
+                    <a:stretch>
+                      <a:fillRect/>
+                    </a:stretch>
+                  </pic:blipFill>
+                  <pic:spPr>
+                    <a:xfrm>
+                      <a:off x="0" y="0"/>
+                      <a:ext cx="5731510" cy="1353820"/>
+                    </a:xfrm>
+                    <a:prstGeom prst="rect">
+                      <a:avLst/>
+                    </a:prstGeom>
+                  </pic:spPr>
+                </pic:pic>
+              </a:graphicData>
+            </a:graphic>
+          </wp:inline>
+        </w:drawing>
+      </w:r>
+    </w:p>
+    <w:p>
+      <w:pPr>
+        <w:rPr>
+          <w:rFonts w:ascii="Times New Roman" w:hAnsi="Times New Roman" w:cs="Times New Roman"/>
+          <w:b/>
+          <w:bCs/>
+          <w:sz w:val="28"/>
+          <w:szCs w:val="28"/>
+        </w:rPr>
+      </w:pPr>
+    </w:p>
+    <w:p>
+      <w:pPr>
+        <w:rPr>
+          <w:rFonts w:ascii="Times New Roman" w:hAnsi="Times New Roman" w:cs="Times New Roman"/>
+          <w:b/>
+          <w:bCs/>
+          <w:sz w:val="28"/>
+          <w:szCs w:val="28"/>
+        </w:rPr>
+      </w:pPr>
+    </w:p>
+    <w:p>
+      <w:pPr>
+        <w:rPr>
+          <w:rFonts w:ascii="Times New Roman" w:hAnsi="Times New Roman" w:cs="Times New Roman"/>
+          <w:b/>
+          <w:bCs/>
+          <w:sz w:val="28"/>
+          <w:szCs w:val="28"/>
+        </w:rPr>
+      </w:pPr>
+      <w:r>
+        <w:rPr>
+          <w:rFonts w:ascii="Times New Roman" w:hAnsi="Times New Roman" w:cs="Times New Roman"/>
+          <w:b/>
+          <w:bCs/>
+          <w:sz w:val="28"/>
+          <w:szCs w:val="28"/>
+        </w:rPr>
+        <w:lastRenderedPageBreak/>
+        <w:t>7. ReactJS-HOL</w:t>
+      </w:r>
+    </w:p>
+    <w:p>
+      <w:pPr>
+        <w:rPr>
+          <w:rFonts w:ascii="Times New Roman" w:hAnsi="Times New Roman" w:cs="Times New Roman"/>
+          <w:b/>
+          <w:bCs/>
+          <w:sz w:val="28"/>
+          <w:szCs w:val="28"/>
+        </w:rPr>
+      </w:pPr>
+    </w:p>
+    <w:p>
+      <w:pPr>
+        <w:rPr>
+          <w:rFonts w:ascii="Times New Roman" w:hAnsi="Times New Roman" w:cs="Times New Roman"/>
+          <w:b/>
+          <w:bCs/>
+          <w:sz w:val="28"/>
+          <w:szCs w:val="28"/>
+        </w:rPr>
+      </w:pPr>
+      <w:r>
+        <w:rPr>
+          <w:rFonts w:ascii="Times New Roman" w:hAnsi="Times New Roman" w:cs="Times New Roman"/>
+          <w:b/>
+          <w:bCs/>
+          <w:sz w:val="28"/>
+          <w:szCs w:val="28"/>
+        </w:rPr>
+        <w:drawing>
+          <wp:inline distT="0" distB="0" distL="0" distR="0" wp14:anchorId="2FB07D6C" wp14:editId="229CBEF9">
+            <wp:extent cx="5731510" cy="1299210"/>
+            <wp:effectExtent l="0" t="0" r="2540" b="0"/>
+            <wp:docPr id="1704910543" name="Picture 1"/>
+            <wp:cNvGraphicFramePr>
+              <a:graphicFrameLocks xmlns:a="http://schemas.openxmlformats.org/drawingml/2006/main" noChangeAspect="1"/>
+            </wp:cNvGraphicFramePr>
+            <a:graphic xmlns:a="http://schemas.openxmlformats.org/drawingml/2006/main">
+              <a:graphicData uri="http://schemas.openxmlformats.org/drawingml/2006/picture">
+                <pic:pic xmlns:pic="http://schemas.openxmlformats.org/drawingml/2006/picture">
+                  <pic:nvPicPr>
+                    <pic:cNvPr id="1704910543" name=""/>
+                    <pic:cNvPicPr/>
+                  </pic:nvPicPr>
+                  <pic:blipFill>
+                    <a:blip r:embed="rId13"/>
+                    <a:stretch>
+                      <a:fillRect/>
+                    </a:stretch>
+                  </pic:blipFill>
+                  <pic:spPr>
+                    <a:xfrm>
+                      <a:off x="0" y="0"/>
+                      <a:ext cx="5731510" cy="1299210"/>
+                    </a:xfrm>
+                    <a:prstGeom prst="rect">
+                      <a:avLst/>
+                    </a:prstGeom>
+                  </pic:spPr>
+                </pic:pic>
+              </a:graphicData>
+            </a:graphic>
+          </wp:inline>
+        </w:drawing>
+      </w:r>
+    </w:p>
+    <w:p>
+      <w:pPr>
+        <w:rPr>
+          <w:rFonts w:ascii="Times New Roman" w:hAnsi="Times New Roman" w:cs="Times New Roman"/>
+          <w:b/>
+          <w:bCs/>
+          <w:sz w:val="28"/>
+          <w:szCs w:val="28"/>
+        </w:rPr>
+      </w:pPr>
+    </w:p>
+    <w:p>
+      <w:pPr>
+        <w:rPr>
+          <w:rFonts w:ascii="Times New Roman" w:hAnsi="Times New Roman" w:cs="Times New Roman"/>
+          <w:b/>
+          <w:bCs/>
+          <w:sz w:val="28"/>
+          <w:szCs w:val="28"/>
+        </w:rPr>
+      </w:pPr>
+      <w:r>
+        <w:rPr>
+          <w:rFonts w:ascii="Times New Roman" w:hAnsi="Times New Roman" w:cs="Times New Roman"/>
+          <w:b/>
+          <w:bCs/>
+          <w:sz w:val="28"/>
+          <w:szCs w:val="28"/>
+        </w:rPr>
+        <w:t>8. ReactJS-HOL</w:t>
+      </w:r>
+    </w:p>
+    <w:p>
+      <w:pPr>
+        <w:rPr>
+          <w:rFonts w:ascii="Times New Roman" w:hAnsi="Times New Roman" w:cs="Times New Roman"/>
+          <w:b/>
+          <w:bCs/>
+          <w:sz w:val="28"/>
+          <w:szCs w:val="28"/>
+        </w:rPr>
+      </w:pPr>
+    </w:p>
+    <w:p>
+      <w:pPr>
+        <w:rPr>
+          <w:rFonts w:ascii="Times New Roman" w:hAnsi="Times New Roman" w:cs="Times New Roman"/>
+          <w:b/>
+          <w:bCs/>
+          <w:sz w:val="28"/>
+          <w:szCs w:val="28"/>
+        </w:rPr>
+      </w:pPr>
+      <w:r>
+        <w:rPr>
+          <w:rFonts w:ascii="Times New Roman" w:hAnsi="Times New Roman" w:cs="Times New Roman"/>
+          <w:b/>
+          <w:bCs/>
+          <w:sz w:val="28"/>
+          <w:szCs w:val="28"/>
+        </w:rPr>
+        <w:drawing>
+          <wp:inline distT="0" distB="0" distL="0" distR="0" wp14:anchorId="531A3F46" wp14:editId="42409753">
+            <wp:extent cx="5731510" cy="968375"/>
+            <wp:effectExtent l="0" t="0" r="2540" b="3175"/>
+            <wp:docPr id="1956525930" name="Picture 1"/>
+            <wp:cNvGraphicFramePr>
+              <a:graphicFrameLocks xmlns:a="http://schemas.openxmlformats.org/drawingml/2006/main" noChangeAspect="1"/>
+            </wp:cNvGraphicFramePr>
+            <a:graphic xmlns:a="http://schemas.openxmlformats.org/drawingml/2006/main">
+              <a:graphicData uri="http://schemas.openxmlformats.org/drawingml/2006/picture">
+                <pic:pic xmlns:pic="http://schemas.openxmlformats.org/drawingml/2006/picture">
+                  <pic:nvPicPr>
+                    <pic:cNvPr id="1956525930" name=""/>
+                    <pic:cNvPicPr/>
+                  </pic:nvPicPr>
+                  <pic:blipFill>
+                    <a:blip r:embed="rId14"/>
+                    <a:stretch>
+                      <a:fillRect/>
+                    </a:stretch>
+                  </pic:blipFill>
+                  <pic:spPr>
+                    <a:xfrm>
+                      <a:off x="0" y="0"/>
+                      <a:ext cx="5731510" cy="968375"/>
+                    </a:xfrm>
+                    <a:prstGeom prst="rect">
+                      <a:avLst/>
+                    </a:prstGeom>
+                  </pic:spPr>
+                </pic:pic>
+              </a:graphicData>
+            </a:graphic>
+          </wp:inline>
+        </w:drawing>
+      </w:r>
+    </w:p>
+    <w:p>
+      <w:pPr>
+        <w:rPr>
+          <w:rFonts w:ascii="Times New Roman" w:hAnsi="Times New Roman" w:cs="Times New Roman"/>
+          <w:b/>
+          <w:bCs/>
+          <w:sz w:val="28"/>
+          <w:szCs w:val="28"/>
+        </w:rPr>
+      </w:pPr>
+    </w:p>
+    <w:p>
+      <w:pPr>
+        <w:rPr>
+          <w:rFonts w:ascii="Times New Roman" w:hAnsi="Times New Roman" w:cs="Times New Roman"/>
+          <w:b/>
+          <w:bCs/>
+          <w:sz w:val="28"/>
+          <w:szCs w:val="28"/>
+        </w:rPr>
+      </w:pPr>
+      <w:r>
+        <w:rPr>
+          <w:rFonts w:ascii="Times New Roman" w:hAnsi="Times New Roman" w:cs="Times New Roman"/>
+          <w:b/>
+          <w:bCs/>
+          <w:sz w:val="28"/>
+          <w:szCs w:val="28"/>
+        </w:rPr>
+        <w:drawing>
+          <wp:inline distT="0" distB="0" distL="0" distR="0" wp14:anchorId="3C1CB92C" wp14:editId="217AD872">
+            <wp:extent cx="5731510" cy="953770"/>
+            <wp:effectExtent l="0" t="0" r="2540" b="0"/>
+            <wp:docPr id="836684291" name="Picture 1"/>
+            <wp:cNvGraphicFramePr>
+              <a:graphicFrameLocks xmlns:a="http://schemas.openxmlformats.org/drawingml/2006/main" noChangeAspect="1"/>
+            </wp:cNvGraphicFramePr>
+            <a:graphic xmlns:a="http://schemas.openxmlformats.org/drawingml/2006/main">
+              <a:graphicData uri="http://schemas.openxmlformats.org/drawingml/2006/picture">
+                <pic:pic xmlns:pic="http://schemas.openxmlformats.org/drawingml/2006/picture">
+                  <pic:nvPicPr>
+                    <pic:cNvPr id="836684291" name=""/>
+                    <pic:cNvPicPr/>
+                  </pic:nvPicPr>
+                  <pic:blipFill>
+                    <a:blip r:embed="rId15"/>
+                    <a:stretch>
+                      <a:fillRect/>
+                    </a:stretch>
+                  </pic:blipFill>
+                  <pic:spPr>
+                    <a:xfrm>
+                      <a:off x="0" y="0"/>
+                      <a:ext cx="5731510" cy="953770"/>
+                    </a:xfrm>
+                    <a:prstGeom prst="rect">
+                      <a:avLst/>
+                    </a:prstGeom>
+                  </pic:spPr>
+                </pic:pic>
+              </a:graphicData>
+            </a:graphic>
+          </wp:inline>
+        </w:drawing>
+      </w:r>
+    </w:p>
+    <w:p>
+      <w:pPr>
+        <w:rPr>
+          <w:rFonts w:ascii="Times New Roman" w:hAnsi="Times New Roman" w:cs="Times New Roman"/>
+          <w:b/>
+          <w:bCs/>
+          <w:sz w:val="28"/>
+          <w:szCs w:val="28"/>
+        </w:rPr>
+      </w:pPr>
+    </w:p>
+    <w:p>
+      <w:pPr>
+        <w:rPr>
+          <w:rFonts w:ascii="Times New Roman" w:hAnsi="Times New Roman" w:cs="Times New Roman"/>
+          <w:b/>
+          <w:bCs/>
+          <w:sz w:val="28"/>
+          <w:szCs w:val="28"/>
+        </w:rPr>
+      </w:pPr>
+      <w:r>
+        <w:rPr>
+          <w:rFonts w:ascii="Times New Roman" w:hAnsi="Times New Roman" w:cs="Times New Roman"/>
+          <w:b/>
+          <w:bCs/>
+          <w:sz w:val="28"/>
+          <w:szCs w:val="28"/>
+        </w:rPr>
+        <w:t>9. ReactJS-HOL</w:t>
+      </w:r>
+    </w:p>
+    <w:p>
+      <w:pPr>
+        <w:rPr>
+          <w:rFonts w:ascii="Times New Roman" w:hAnsi="Times New Roman" w:cs="Times New Roman"/>
+        </w:rPr>
+      </w:pPr>
+      <w:r>
+        <w:rPr>
+          <w:rFonts w:ascii="Times New Roman" w:hAnsi="Times New Roman" w:cs="Times New Roman"/>
+        </w:rPr>
+        <w:t xml:space="preserve">When </w:t>
+      </w:r>
+      <w:r>
+        <w:rPr>
+          <w:rFonts w:ascii="Times New Roman" w:hAnsi="Times New Roman" w:cs="Times New Roman"/>
+        </w:rPr>
+        <w:t>const flag = true;</w:t>
+      </w:r>
+    </w:p>
+    <w:p>
+      <w:pPr>
+        <w:rPr>
+          <w:rFonts w:ascii="Times New Roman" w:hAnsi="Times New Roman" w:cs="Times New Roman"/>
+          <w:b/>
+          <w:bCs/>
+          <w:sz w:val="28"/>
+          <w:szCs w:val="28"/>
+        </w:rPr>
+      </w:pPr>
+      <w:r>
+        <w:rPr>
+          <w:rFonts w:ascii="Times New Roman" w:hAnsi="Times New Roman" w:cs="Times New Roman"/>
+          <w:b/>
+          <w:bCs/>
+          <w:sz w:val="28"/>
+          <w:szCs w:val="28"/>
+        </w:rPr>
+        <w:drawing>
+          <wp:inline distT="0" distB="0" distL="0" distR="0" wp14:anchorId="46414A84" wp14:editId="6A2C4F22">
+            <wp:extent cx="5731510" cy="2152650"/>
+            <wp:effectExtent l="0" t="0" r="2540" b="0"/>
+            <wp:docPr id="1770672473" name="Picture 1"/>
+            <wp:cNvGraphicFramePr>
+              <a:graphicFrameLocks xmlns:a="http://schemas.openxmlformats.org/drawingml/2006/main" noChangeAspect="1"/>
+            </wp:cNvGraphicFramePr>
+            <a:graphic xmlns:a="http://schemas.openxmlformats.org/drawingml/2006/main">
+              <a:graphicData uri="http://schemas.openxmlformats.org/drawingml/2006/picture">
+                <pic:pic xmlns:pic="http://schemas.openxmlformats.org/drawingml/2006/picture">
+                  <pic:nvPicPr>
+                    <pic:cNvPr id="1770672473" name=""/>
+                    <pic:cNvPicPr/>
+                  </pic:nvPicPr>
+                  <pic:blipFill>
+                    <a:blip r:embed="rId16"/>
+                    <a:stretch>
+                      <a:fillRect/>
+                    </a:stretch>
+                  </pic:blipFill>
+                  <pic:spPr>
+                    <a:xfrm>
+                      <a:off x="0" y="0"/>
+                      <a:ext cx="5731510" cy="2152650"/>
+                    </a:xfrm>
+                    <a:prstGeom prst="rect">
+                      <a:avLst/>
+                    </a:prstGeom>
+                  </pic:spPr>
+                </pic:pic>
+              </a:graphicData>
+            </a:graphic>
+          </wp:inline>
+        </w:drawing>
+      </w:r>
+    </w:p>
+    <w:p>
+      <w:pPr>
+        <w:rPr>
+          <w:rFonts w:ascii="Times New Roman" w:hAnsi="Times New Roman" w:cs="Times New Roman"/>
+        </w:rPr>
+      </w:pPr>
+      <w:r>
+        <w:rPr>
+          <w:rFonts w:ascii="Times New Roman" w:hAnsi="Times New Roman" w:cs="Times New Roman"/>
+        </w:rPr>
+        <w:lastRenderedPageBreak/>
+        <w:t xml:space="preserve">When const flag = </w:t>
+      </w:r>
+      <w:r>
+        <w:rPr>
+          <w:rFonts w:ascii="Times New Roman" w:hAnsi="Times New Roman" w:cs="Times New Roman"/>
+        </w:rPr>
+        <w:t>false</w:t>
+      </w:r>
+      <w:r>
+        <w:rPr>
+          <w:rFonts w:ascii="Times New Roman" w:hAnsi="Times New Roman" w:cs="Times New Roman"/>
+        </w:rPr>
+        <w:t>;</w:t>
+      </w:r>
+    </w:p>
+    <w:p>
+      <w:pPr>
+        <w:rPr>
+          <w:rFonts w:ascii="Times New Roman" w:hAnsi="Times New Roman" w:cs="Times New Roman"/>
+        </w:rPr>
+      </w:pPr>
+      <w:r>
+        <w:rPr>
+          <w:noProof/>
+        </w:rPr>
+        <w:drawing>
+          <wp:inline distT="0" distB="0" distL="0" distR="0" wp14:anchorId="511B4374" wp14:editId="4C519D8D">
+            <wp:extent cx="5731510" cy="1941830"/>
+            <wp:effectExtent l="0" t="0" r="2540" b="1270"/>
+            <wp:docPr id="1171952544" name="Picture 1"/>
+            <wp:cNvGraphicFramePr>
+              <a:graphicFrameLocks xmlns:a="http://schemas.openxmlformats.org/drawingml/2006/main" noChangeAspect="1"/>
+            </wp:cNvGraphicFramePr>
+            <a:graphic xmlns:a="http://schemas.openxmlformats.org/drawingml/2006/main">
+              <a:graphicData uri="http://schemas.openxmlformats.org/drawingml/2006/picture">
+                <pic:pic xmlns:pic="http://schemas.openxmlformats.org/drawingml/2006/picture">
+                  <pic:nvPicPr>
+                    <pic:cNvPr id="1171952544" name=""/>
+                    <pic:cNvPicPr/>
+                  </pic:nvPicPr>
+                  <pic:blipFill>
+                    <a:blip r:embed="rId17"/>
+                    <a:stretch>
+                      <a:fillRect/>
+                    </a:stretch>
+                  </pic:blipFill>
+                  <pic:spPr>
+                    <a:xfrm>
+                      <a:off x="0" y="0"/>
+                      <a:ext cx="5731510" cy="1941830"/>
+                    </a:xfrm>
+                    <a:prstGeom prst="rect">
+                      <a:avLst/>
+                    </a:prstGeom>
+                  </pic:spPr>
+                </pic:pic>
+              </a:graphicData>
+            </a:graphic>
+          </wp:inline>
+        </w:drawing>
+      </w:r>
+    </w:p>
+    <w:p>
+      <w:pPr>
+        <w:rPr>
+          <w:rFonts w:ascii="Times New Roman" w:hAnsi="Times New Roman" w:cs="Times New Roman"/>
+        </w:rPr>
+      </w:pPr>
+    </w:p>
+    <w:p>
+      <w:pPr>
+        <w:rPr>
+          <w:rFonts w:ascii="Times New Roman" w:hAnsi="Times New Roman" w:cs="Times New Roman"/>
+          <w:b/>
+          <w:bCs/>
+          <w:sz w:val="28"/>
+          <w:szCs w:val="28"/>
+        </w:rPr>
+      </w:pPr>
+      <w:r>
+        <w:rPr>
+          <w:rFonts w:ascii="Times New Roman" w:hAnsi="Times New Roman" w:cs="Times New Roman"/>
+          <w:b/>
+          <w:bCs/>
+          <w:sz w:val="28"/>
+          <w:szCs w:val="28"/>
+        </w:rPr>
+        <w:t>10. ReactJS-HOL</w:t>
+      </w:r>
+    </w:p>
+    <w:p>
+      <w:pPr>
+        <w:rPr>
+          <w:rFonts w:ascii="Times New Roman" w:hAnsi="Times New Roman" w:cs="Times New Roman"/>
+          <w:b/>
+          <w:bCs/>
+          <w:sz w:val="28"/>
+          <w:szCs w:val="28"/>
+        </w:rPr>
+      </w:pPr>
+    </w:p>
+    <w:p>
+      <w:pPr>
+        <w:rPr>
+          <w:rFonts w:ascii="Times New Roman" w:hAnsi="Times New Roman" w:cs="Times New Roman"/>
+          <w:b/>
+          <w:bCs/>
+          <w:sz w:val="28"/>
+          <w:szCs w:val="28"/>
+        </w:rPr>
+      </w:pPr>
+      <w:r>
+        <w:rPr>
+          <w:rFonts w:ascii="Times New Roman" w:hAnsi="Times New Roman" w:cs="Times New Roman"/>
+          <w:b/>
+          <w:bCs/>
+          <w:sz w:val="28"/>
+          <w:szCs w:val="28"/>
+        </w:rPr>
+        <w:drawing>
+          <wp:inline distT="0" distB="0" distL="0" distR="0" wp14:anchorId="3C8DAFBD" wp14:editId="5C886606">
+            <wp:extent cx="5731510" cy="2661920"/>
+            <wp:effectExtent l="0" t="0" r="2540" b="5080"/>
+            <wp:docPr id="570217853" name="Picture 1"/>
+            <wp:cNvGraphicFramePr>
+              <a:graphicFrameLocks xmlns:a="http://schemas.openxmlformats.org/drawingml/2006/main" noChangeAspect="1"/>
+            </wp:cNvGraphicFramePr>
+            <a:graphic xmlns:a="http://schemas.openxmlformats.org/drawingml/2006/main">
+              <a:graphicData uri="http://schemas.openxmlformats.org/drawingml/2006/picture">
+                <pic:pic xmlns:pic="http://schemas.openxmlformats.org/drawingml/2006/picture">
+                  <pic:nvPicPr>
+                    <pic:cNvPr id="570217853" name=""/>
+                    <pic:cNvPicPr/>
+                  </pic:nvPicPr>
+                  <pic:blipFill>
+                    <a:blip r:embed="rId18"/>
+                    <a:stretch>
+                      <a:fillRect/>
+                    </a:stretch>
+                  </pic:blipFill>
+                  <pic:spPr>
+                    <a:xfrm>
+                      <a:off x="0" y="0"/>
+                      <a:ext cx="5731510" cy="2661920"/>
+                    </a:xfrm>
+                    <a:prstGeom prst="rect">
+                      <a:avLst/>
+                    </a:prstGeom>
+                  </pic:spPr>
+                </pic:pic>
+              </a:graphicData>
+            </a:graphic>
+          </wp:inline>
+        </w:drawing>
+      </w:r>
+    </w:p>
+    <w:p>
+      <w:pPr>
+        <w:rPr>
+          <w:rFonts w:ascii="Times New Roman" w:hAnsi="Times New Roman" w:cs="Times New Roman"/>
+          <w:b/>
+          <w:bCs/>
+          <w:sz w:val="28"/>
+          <w:szCs w:val="28"/>
+        </w:rPr>
+      </w:pPr>
+    </w:p>
+    <w:p>
+      <w:pPr>
+        <w:rPr>
+          <w:rFonts w:ascii="Times New Roman" w:hAnsi="Times New Roman" w:cs="Times New Roman"/>
+          <w:b/>
+          <w:bCs/>
+          <w:sz w:val="28"/>
+          <w:szCs w:val="28"/>
+        </w:rPr>
+      </w:pPr>
+      <w:r>
+        <w:rPr>
+          <w:rFonts w:ascii="Times New Roman" w:hAnsi="Times New Roman" w:cs="Times New Roman"/>
+          <w:b/>
+          <w:bCs/>
+          <w:sz w:val="28"/>
+          <w:szCs w:val="28"/>
+        </w:rPr>
+        <w:t>11. ReactJS-HOL</w:t>
+      </w:r>
+    </w:p>
+    <w:p>
+      <w:pPr>
+        <w:rPr>
+          <w:rFonts w:ascii="Times New Roman" w:hAnsi="Times New Roman" w:cs="Times New Roman"/>
+          <w:b/>
+          <w:bCs/>
+          <w:sz w:val="28"/>
+          <w:szCs w:val="28"/>
+        </w:rPr>
+      </w:pPr>
+    </w:p>
+    <w:p>
+      <w:pPr>
+        <w:rPr>
+          <w:rFonts w:ascii="Times New Roman" w:hAnsi="Times New Roman" w:cs="Times New Roman"/>
+          <w:b/>
+          <w:bCs/>
+          <w:sz w:val="28"/>
+          <w:szCs w:val="28"/>
+        </w:rPr>
+      </w:pPr>
+      <w:r>
+        <w:rPr>
+          <w:rFonts w:ascii="Times New Roman" w:hAnsi="Times New Roman" w:cs="Times New Roman"/>
+          <w:b/>
+          <w:bCs/>
+          <w:sz w:val="28"/>
+          <w:szCs w:val="28"/>
+        </w:rPr>
+        <w:drawing>
+          <wp:inline distT="0" distB="0" distL="0" distR="0" wp14:anchorId="23E0B2FC" wp14:editId="7B84F604">
+            <wp:extent cx="5731510" cy="1303020"/>
+            <wp:effectExtent l="0" t="0" r="2540" b="0"/>
+            <wp:docPr id="924572610" name="Picture 1"/>
+            <wp:cNvGraphicFramePr>
+              <a:graphicFrameLocks xmlns:a="http://schemas.openxmlformats.org/drawingml/2006/main" noChangeAspect="1"/>
+            </wp:cNvGraphicFramePr>
+            <a:graphic xmlns:a="http://schemas.openxmlformats.org/drawingml/2006/main">
+              <a:graphicData uri="http://schemas.openxmlformats.org/drawingml/2006/picture">
+                <pic:pic xmlns:pic="http://schemas.openxmlformats.org/drawingml/2006/picture">
+                  <pic:nvPicPr>
+                    <pic:cNvPr id="924572610" name=""/>
+                    <pic:cNvPicPr/>
+                  </pic:nvPicPr>
+                  <pic:blipFill>
+                    <a:blip r:embed="rId19"/>
+                    <a:stretch>
+                      <a:fillRect/>
+                    </a:stretch>
+                  </pic:blipFill>
+                  <pic:spPr>
+                    <a:xfrm>
+                      <a:off x="0" y="0"/>
+                      <a:ext cx="5731510" cy="1303020"/>
+                    </a:xfrm>
+                    <a:prstGeom prst="rect">
+                      <a:avLst/>
+                    </a:prstGeom>
+                  </pic:spPr>
+                </pic:pic>
+              </a:graphicData>
+            </a:graphic>
+          </wp:inline>
+        </w:drawing>
+      </w:r>
+    </w:p>
+    <w:p>
+      <w:pPr>
+        <w:rPr>
+          <w:rFonts w:ascii="Times New Roman" w:hAnsi="Times New Roman" w:cs="Times New Roman"/>
+          <w:b/>
+          <w:bCs/>
+          <w:sz w:val="28"/>
+          <w:szCs w:val="28"/>
+        </w:rPr>
+      </w:pPr>
+    </w:p>
+    <w:p>
+      <w:pPr>
+        <w:rPr>
+          <w:rFonts w:ascii="Times New Roman" w:hAnsi="Times New Roman" w:cs="Times New Roman"/>
+          <w:b/>
+          <w:bCs/>
+          <w:sz w:val="28"/>
+          <w:szCs w:val="28"/>
+        </w:rPr>
+      </w:pPr>
+      <w:r>
+        <w:rPr>
+          <w:rFonts w:ascii="Times New Roman" w:hAnsi="Times New Roman" w:cs="Times New Roman"/>
+          <w:b/>
+          <w:bCs/>
+          <w:sz w:val="28"/>
+          <w:szCs w:val="28"/>
+        </w:rPr>
+        <w:lastRenderedPageBreak/>
+        <w:drawing>
+          <wp:inline distT="0" distB="0" distL="0" distR="0" wp14:anchorId="7393D231" wp14:editId="302434D8">
+            <wp:extent cx="5731510" cy="1393825"/>
+            <wp:effectExtent l="0" t="0" r="2540" b="0"/>
+            <wp:docPr id="1775951651" name="Picture 1"/>
+            <wp:cNvGraphicFramePr>
+              <a:graphicFrameLocks xmlns:a="http://schemas.openxmlformats.org/drawingml/2006/main" noChangeAspect="1"/>
+            </wp:cNvGraphicFramePr>
+            <a:graphic xmlns:a="http://schemas.openxmlformats.org/drawingml/2006/main">
+              <a:graphicData uri="http://schemas.openxmlformats.org/drawingml/2006/picture">
+                <pic:pic xmlns:pic="http://schemas.openxmlformats.org/drawingml/2006/picture">
+                  <pic:nvPicPr>
+                    <pic:cNvPr id="1775951651" name=""/>
+                    <pic:cNvPicPr/>
+                  </pic:nvPicPr>
+                  <pic:blipFill>
+                    <a:blip r:embed="rId20"/>
+                    <a:stretch>
+                      <a:fillRect/>
+                    </a:stretch>
+                  </pic:blipFill>
+                  <pic:spPr>
+                    <a:xfrm>
+                      <a:off x="0" y="0"/>
+                      <a:ext cx="5731510" cy="1393825"/>
+                    </a:xfrm>
+                    <a:prstGeom prst="rect">
+                      <a:avLst/>
+                    </a:prstGeom>
+                  </pic:spPr>
+                </pic:pic>
+              </a:graphicData>
+            </a:graphic>
+          </wp:inline>
+        </w:drawing>
+      </w:r>
+    </w:p>
+    <w:p>
+      <w:pPr>
+        <w:rPr>
+          <w:rFonts w:ascii="Times New Roman" w:hAnsi="Times New Roman" w:cs="Times New Roman"/>
+          <w:b/>
+          <w:bCs/>
+          <w:sz w:val="28"/>
+          <w:szCs w:val="28"/>
+        </w:rPr>
+      </w:pPr>
+      <w:r>
+        <w:rPr>
+          <w:rFonts w:ascii="Times New Roman" w:hAnsi="Times New Roman" w:cs="Times New Roman"/>
+          <w:b/>
+          <w:bCs/>
+          <w:sz w:val="28"/>
+          <w:szCs w:val="28"/>
+        </w:rPr>
+        <w:drawing>
+          <wp:inline distT="0" distB="0" distL="0" distR="0" wp14:anchorId="72FFCE33" wp14:editId="0A6D29C1">
+            <wp:extent cx="5731510" cy="1376680"/>
+            <wp:effectExtent l="0" t="0" r="2540" b="0"/>
+            <wp:docPr id="162765721" name="Picture 1"/>
+            <wp:cNvGraphicFramePr>
+              <a:graphicFrameLocks xmlns:a="http://schemas.openxmlformats.org/drawingml/2006/main" noChangeAspect="1"/>
+            </wp:cNvGraphicFramePr>
+            <a:graphic xmlns:a="http://schemas.openxmlformats.org/drawingml/2006/main">
+              <a:graphicData uri="http://schemas.openxmlformats.org/drawingml/2006/picture">
+                <pic:pic xmlns:pic="http://schemas.openxmlformats.org/drawingml/2006/picture">
+                  <pic:nvPicPr>
+                    <pic:cNvPr id="162765721" name=""/>
+                    <pic:cNvPicPr/>
+                  </pic:nvPicPr>
+                  <pic:blipFill>
+                    <a:blip r:embed="rId21"/>
+                    <a:stretch>
+                      <a:fillRect/>
+                    </a:stretch>
+                  </pic:blipFill>
+                  <pic:spPr>
+                    <a:xfrm>
+                      <a:off x="0" y="0"/>
+                      <a:ext cx="5731510" cy="1376680"/>
+                    </a:xfrm>
+                    <a:prstGeom prst="rect">
+                      <a:avLst/>
+                    </a:prstGeom>
+                  </pic:spPr>
+                </pic:pic>
+              </a:graphicData>
+            </a:graphic>
+          </wp:inline>
+        </w:drawing>
+      </w:r>
+    </w:p>
+    <w:p>
+      <w:pPr>
+        <w:rPr>
+          <w:rFonts w:ascii="Times New Roman" w:hAnsi="Times New Roman" w:cs="Times New Roman"/>
+          <w:b/>
+          <w:bCs/>
+          <w:sz w:val="28"/>
+          <w:szCs w:val="28"/>
+        </w:rPr>
+      </w:pPr>
+      <w:r>
+        <w:rPr>
+          <w:rFonts w:ascii="Times New Roman" w:hAnsi="Times New Roman" w:cs="Times New Roman"/>
+          <w:b/>
+          <w:bCs/>
+          <w:sz w:val="28"/>
+          <w:szCs w:val="28"/>
+        </w:rPr>
+        <w:drawing>
+          <wp:inline distT="0" distB="0" distL="0" distR="0" wp14:anchorId="4E52F0C3" wp14:editId="08F17286">
+            <wp:extent cx="5731510" cy="1268095"/>
+            <wp:effectExtent l="0" t="0" r="2540" b="8255"/>
+            <wp:docPr id="1687590880" name="Picture 1"/>
+            <wp:cNvGraphicFramePr>
+              <a:graphicFrameLocks xmlns:a="http://schemas.openxmlformats.org/drawingml/2006/main" noChangeAspect="1"/>
+            </wp:cNvGraphicFramePr>
+            <a:graphic xmlns:a="http://schemas.openxmlformats.org/drawingml/2006/main">
+              <a:graphicData uri="http://schemas.openxmlformats.org/drawingml/2006/picture">
+                <pic:pic xmlns:pic="http://schemas.openxmlformats.org/drawingml/2006/picture">
+                  <pic:nvPicPr>
+                    <pic:cNvPr id="1687590880" name=""/>
+                    <pic:cNvPicPr/>
+                  </pic:nvPicPr>
+                  <pic:blipFill>
+                    <a:blip r:embed="rId22"/>
+                    <a:stretch>
+                      <a:fillRect/>
+                    </a:stretch>
+                  </pic:blipFill>
+                  <pic:spPr>
+                    <a:xfrm>
+                      <a:off x="0" y="0"/>
+                      <a:ext cx="5731510" cy="1268095"/>
+                    </a:xfrm>
+                    <a:prstGeom prst="rect">
+                      <a:avLst/>
+                    </a:prstGeom>
+                  </pic:spPr>
+                </pic:pic>
+              </a:graphicData>
+            </a:graphic>
+          </wp:inline>
+        </w:drawing>
+      </w:r>
+    </w:p>
+    <w:p>
+      <w:pPr>
+        <w:rPr>
+          <w:rFonts w:ascii="Times New Roman" w:hAnsi="Times New Roman" w:cs="Times New Roman"/>
+          <w:b/>
+          <w:bCs/>
+          <w:sz w:val="28"/>
+          <w:szCs w:val="28"/>
+        </w:rPr>
+      </w:pPr>
+    </w:p>
+    <w:p>
+      <w:pPr>
+        <w:rPr>
+          <w:rFonts w:ascii="Times New Roman" w:hAnsi="Times New Roman" w:cs="Times New Roman"/>
+          <w:b/>
+          <w:bCs/>
+          <w:sz w:val="28"/>
+          <w:szCs w:val="28"/>
+        </w:rPr>
+      </w:pPr>
+      <w:r>
+        <w:rPr>
+          <w:rFonts w:ascii="Times New Roman" w:hAnsi="Times New Roman" w:cs="Times New Roman"/>
+          <w:b/>
+          <w:bCs/>
+          <w:sz w:val="28"/>
+          <w:szCs w:val="28"/>
+        </w:rPr>
+        <w:t>12. ReactJS-HOL</w:t>
+      </w:r>
+    </w:p>
+    <w:p>
+      <w:pPr>
+        <w:rPr>
+          <w:rFonts w:ascii="Times New Roman" w:hAnsi="Times New Roman" w:cs="Times New Roman"/>
+          <w:b/>
+          <w:bCs/>
+          <w:sz w:val="28"/>
+          <w:szCs w:val="28"/>
+        </w:rPr>
+      </w:pPr>
+    </w:p>
+    <w:p>
+      <w:pPr>
+        <w:rPr>
+          <w:rFonts w:ascii="Times New Roman" w:hAnsi="Times New Roman" w:cs="Times New Roman"/>
+          <w:b/>
+          <w:bCs/>
+          <w:sz w:val="28"/>
+          <w:szCs w:val="28"/>
+        </w:rPr>
+      </w:pPr>
+      <w:r>
+        <w:rPr>
+          <w:rFonts w:ascii="Times New Roman" w:hAnsi="Times New Roman" w:cs="Times New Roman"/>
+          <w:b/>
+          <w:bCs/>
+          <w:sz w:val="28"/>
+          <w:szCs w:val="28"/>
+        </w:rPr>
+        <w:drawing>
+          <wp:inline distT="0" distB="0" distL="0" distR="0" wp14:anchorId="67D25318" wp14:editId="618C376A">
+            <wp:extent cx="5731510" cy="1405255"/>
+            <wp:effectExtent l="0" t="0" r="2540" b="4445"/>
+            <wp:docPr id="2024970024" name="Picture 1"/>
+            <wp:cNvGraphicFramePr>
+              <a:graphicFrameLocks xmlns:a="http://schemas.openxmlformats.org/drawingml/2006/main" noChangeAspect="1"/>
+            </wp:cNvGraphicFramePr>
+            <a:graphic xmlns:a="http://schemas.openxmlformats.org/drawingml/2006/main">
+              <a:graphicData uri="http://schemas.openxmlformats.org/drawingml/2006/picture">
+                <pic:pic xmlns:pic="http://schemas.openxmlformats.org/drawingml/2006/picture">
+                  <pic:nvPicPr>
+                    <pic:cNvPr id="2024970024" name=""/>
+                    <pic:cNvPicPr/>
+                  </pic:nvPicPr>
+                  <pic:blipFill>
+                    <a:blip r:embed="rId23"/>
+                    <a:stretch>
+                      <a:fillRect/>
+                    </a:stretch>
+                  </pic:blipFill>
+                  <pic:spPr>
+                    <a:xfrm>
+                      <a:off x="0" y="0"/>
+                      <a:ext cx="5731510" cy="1405255"/>
+                    </a:xfrm>
+                    <a:prstGeom prst="rect">
+                      <a:avLst/>
+                    </a:prstGeom>
+                  </pic:spPr>
+                </pic:pic>
+              </a:graphicData>
+            </a:graphic>
+          </wp:inline>
+        </w:drawing>
+      </w:r>
+    </w:p>
+    <w:p>
+      <w:pPr>
+        <w:rPr>
+          <w:rFonts w:ascii="Times New Roman" w:hAnsi="Times New Roman" w:cs="Times New Roman"/>
+          <w:b/>
+          <w:bCs/>
+          <w:sz w:val="28"/>
+          <w:szCs w:val="28"/>
+        </w:rPr>
+      </w:pPr>
+      <w:r>
+        <w:rPr>
+          <w:rFonts w:ascii="Times New Roman" w:hAnsi="Times New Roman" w:cs="Times New Roman"/>
+          <w:b/>
+          <w:bCs/>
+          <w:sz w:val="28"/>
+          <w:szCs w:val="28"/>
+        </w:rPr>
+        <w:drawing>
+          <wp:inline distT="0" distB="0" distL="0" distR="0" wp14:anchorId="0DD86466" wp14:editId="7EC5DAE8">
+            <wp:extent cx="5731510" cy="1050925"/>
+            <wp:effectExtent l="0" t="0" r="2540" b="0"/>
+            <wp:docPr id="931869039" name="Picture 1"/>
+            <wp:cNvGraphicFramePr>
+              <a:graphicFrameLocks xmlns:a="http://schemas.openxmlformats.org/drawingml/2006/main" noChangeAspect="1"/>
+            </wp:cNvGraphicFramePr>
+            <a:graphic xmlns:a="http://schemas.openxmlformats.org/drawingml/2006/main">
+              <a:graphicData uri="http://schemas.openxmlformats.org/drawingml/2006/picture">
+                <pic:pic xmlns:pic="http://schemas.openxmlformats.org/drawingml/2006/picture">
+                  <pic:nvPicPr>
+                    <pic:cNvPr id="931869039" name=""/>
+                    <pic:cNvPicPr/>
+                  </pic:nvPicPr>
+                  <pic:blipFill>
+                    <a:blip r:embed="rId24"/>
+                    <a:stretch>
+                      <a:fillRect/>
+                    </a:stretch>
+                  </pic:blipFill>
+                  <pic:spPr>
+                    <a:xfrm>
+                      <a:off x="0" y="0"/>
+                      <a:ext cx="5731510" cy="1050925"/>
+                    </a:xfrm>
+                    <a:prstGeom prst="rect">
+                      <a:avLst/>
+                    </a:prstGeom>
+                  </pic:spPr>
+                </pic:pic>
+              </a:graphicData>
+            </a:graphic>
+          </wp:inline>
+        </w:drawing>
+      </w:r>
+    </w:p>
+    <w:p>
+      <w:pPr>
+        <w:rPr>
+          <w:rFonts w:ascii="Times New Roman" w:hAnsi="Times New Roman" w:cs="Times New Roman"/>
+          <w:b/>
+          <w:bCs/>
+          <w:sz w:val="28"/>
+          <w:szCs w:val="28"/>
+        </w:rPr>
+      </w:pPr>
+    </w:p>
+    <w:p>
+      <w:pPr>
+        <w:rPr>
+          <w:rFonts w:ascii="Times New Roman" w:hAnsi="Times New Roman" w:cs="Times New Roman"/>
+          <w:b/>
+          <w:bCs/>
+          <w:sz w:val="28"/>
+          <w:szCs w:val="28"/>
+        </w:rPr>
+      </w:pPr>
+    </w:p>
+    <w:p>
+      <w:pPr>
+        <w:rPr>
+          <w:rFonts w:ascii="Times New Roman" w:hAnsi="Times New Roman" w:cs="Times New Roman"/>
+          <w:b/>
+          <w:bCs/>
+          <w:sz w:val="28"/>
+          <w:szCs w:val="28"/>
+        </w:rPr>
+      </w:pPr>
+      <w:r>
+        <w:rPr>
+          <w:rFonts w:ascii="Times New Roman" w:hAnsi="Times New Roman" w:cs="Times New Roman"/>
+          <w:b/>
+          <w:bCs/>
+          <w:sz w:val="28"/>
+          <w:szCs w:val="28"/>
+        </w:rPr>
+        <w:lastRenderedPageBreak/>
+        <w:t>13. ReactJS-HOL</w:t>
+      </w:r>
+    </w:p>
+    <w:p>
+      <w:pPr>
+        <w:rPr>
+          <w:rFonts w:ascii="Times New Roman" w:hAnsi="Times New Roman" w:cs="Times New Roman"/>
+          <w:b/>
+          <w:bCs/>
+          <w:sz w:val="28"/>
+          <w:szCs w:val="28"/>
+        </w:rPr>
+      </w:pPr>
+    </w:p>
+    <w:p>
+      <w:pPr>
+        <w:rPr>
+          <w:rFonts w:ascii="Times New Roman" w:hAnsi="Times New Roman" w:cs="Times New Roman"/>
+          <w:b/>
+          <w:bCs/>
+          <w:sz w:val="28"/>
+          <w:szCs w:val="28"/>
+        </w:rPr>
+      </w:pPr>
+      <w:r>
+        <w:rPr>
+          <w:rFonts w:ascii="Times New Roman" w:hAnsi="Times New Roman" w:cs="Times New Roman"/>
+          <w:b/>
+          <w:bCs/>
+          <w:sz w:val="28"/>
+          <w:szCs w:val="28"/>
+        </w:rPr>
+        <w:drawing>
+          <wp:inline distT="0" distB="0" distL="0" distR="0" wp14:anchorId="2E949742" wp14:editId="467E3BC7">
+            <wp:extent cx="5731510" cy="1208405"/>
+            <wp:effectExtent l="0" t="0" r="2540" b="0"/>
+            <wp:docPr id="383108630" name="Picture 1"/>
+            <wp:cNvGraphicFramePr>
+              <a:graphicFrameLocks xmlns:a="http://schemas.openxmlformats.org/drawingml/2006/main" noChangeAspect="1"/>
+            </wp:cNvGraphicFramePr>
+            <a:graphic xmlns:a="http://schemas.openxmlformats.org/drawingml/2006/main">
+              <a:graphicData uri="http://schemas.openxmlformats.org/drawingml/2006/picture">
+                <pic:pic xmlns:pic="http://schemas.openxmlformats.org/drawingml/2006/picture">
+                  <pic:nvPicPr>
+                    <pic:cNvPr id="383108630" name=""/>
+                    <pic:cNvPicPr/>
+                  </pic:nvPicPr>
+                  <pic:blipFill>
+                    <a:blip r:embed="rId25"/>
+                    <a:stretch>
+                      <a:fillRect/>
+                    </a:stretch>
+                  </pic:blipFill>
+                  <pic:spPr>
+                    <a:xfrm>
+                      <a:off x="0" y="0"/>
+                      <a:ext cx="5731510" cy="1208405"/>
+                    </a:xfrm>
+                    <a:prstGeom prst="rect">
+                      <a:avLst/>
+                    </a:prstGeom>
+                  </pic:spPr>
+                </pic:pic>
+              </a:graphicData>
+            </a:graphic>
+          </wp:inline>
+        </w:drawing>
+      </w:r>
+    </w:p>
+    <w:p>
+      <w:pPr>
+        <w:rPr>
+          <w:rFonts w:ascii="Times New Roman" w:hAnsi="Times New Roman" w:cs="Times New Roman"/>
+          <w:b/>
+          <w:bCs/>
+          <w:sz w:val="28"/>
+          <w:szCs w:val="28"/>
+        </w:rPr>
+      </w:pPr>
+    </w:p>
+    <w:p>
+      <w:pPr>
+        <w:rPr>
+          <w:rFonts w:ascii="Times New Roman" w:hAnsi="Times New Roman" w:cs="Times New Roman"/>
+          <w:b/>
+          <w:bCs/>
+          <w:sz w:val="28"/>
+          <w:szCs w:val="28"/>
+        </w:rPr>
+      </w:pPr>
+      <w:r>
+        <w:rPr>
+          <w:rFonts w:ascii="Times New Roman" w:hAnsi="Times New Roman" w:cs="Times New Roman"/>
+          <w:b/>
+          <w:bCs/>
+          <w:sz w:val="28"/>
+          <w:szCs w:val="28"/>
+        </w:rPr>
+        <w:t>14. ReactJS-HOL</w:t>
+      </w:r>
+    </w:p>
+    <w:p>
+      <w:pPr>
+        <w:rPr>
+          <w:rFonts w:ascii="Times New Roman" w:hAnsi="Times New Roman" w:cs="Times New Roman"/>
+          <w:b/>
+          <w:bCs/>
+          <w:sz w:val="28"/>
+          <w:szCs w:val="28"/>
+        </w:rPr>
+      </w:pPr>
+    </w:p>
+    <w:p>
+      <w:pPr>
+        <w:rPr>
+          <w:rFonts w:ascii="Times New Roman" w:hAnsi="Times New Roman" w:cs="Times New Roman"/>
+          <w:b/>
+          <w:bCs/>
+          <w:sz w:val="28"/>
+          <w:szCs w:val="28"/>
+        </w:rPr>
+      </w:pPr>
+      <w:r>
+        <w:rPr>
+          <w:rFonts w:ascii="Times New Roman" w:hAnsi="Times New Roman" w:cs="Times New Roman"/>
+          <w:b/>
+          <w:bCs/>
+          <w:sz w:val="28"/>
+          <w:szCs w:val="28"/>
+        </w:rPr>
+        <w:drawing>
+          <wp:inline distT="0" distB="0" distL="0" distR="0" wp14:anchorId="3FF3439F" wp14:editId="7415DABE">
+            <wp:extent cx="5731510" cy="1258570"/>
+            <wp:effectExtent l="0" t="0" r="2540" b="0"/>
+            <wp:docPr id="1834948661" name="Picture 1"/>
+            <wp:cNvGraphicFramePr>
+              <a:graphicFrameLocks xmlns:a="http://schemas.openxmlformats.org/drawingml/2006/main" noChangeAspect="1"/>
+            </wp:cNvGraphicFramePr>
+            <a:graphic xmlns:a="http://schemas.openxmlformats.org/drawingml/2006/main">
+              <a:graphicData uri="http://schemas.openxmlformats.org/drawingml/2006/picture">
+                <pic:pic xmlns:pic="http://schemas.openxmlformats.org/drawingml/2006/picture">
+                  <pic:nvPicPr>
+                    <pic:cNvPr id="1834948661" name=""/>
+                    <pic:cNvPicPr/>
+                  </pic:nvPicPr>
+                  <pic:blipFill>
+                    <a:blip r:embed="rId26"/>
+                    <a:stretch>
+                      <a:fillRect/>
+                    </a:stretch>
+                  </pic:blipFill>
+                  <pic:spPr>
+                    <a:xfrm>
+                      <a:off x="0" y="0"/>
+                      <a:ext cx="5731510" cy="1258570"/>
+                    </a:xfrm>
+                    <a:prstGeom prst="rect">
+                      <a:avLst/>
+                    </a:prstGeom>
+                  </pic:spPr>
+                </pic:pic>
+              </a:graphicData>
+            </a:graphic>
+          </wp:inline>
+        </w:drawing>
+      </w:r>
+    </w:p>
+    <w:p>
+      <w:pPr>
+        <w:rPr>
+          <w:rFonts w:ascii="Times New Roman" w:hAnsi="Times New Roman" w:cs="Times New Roman"/>
+          <w:b/>
+          <w:bCs/>
+          <w:sz w:val="28"/>
+          <w:szCs w:val="28"/>
+        </w:rPr>
+      </w:pPr>
+      <w:r>
+        <w:rPr>
+          <w:rFonts w:ascii="Times New Roman" w:hAnsi="Times New Roman" w:cs="Times New Roman"/>
+          <w:b/>
+          <w:bCs/>
+          <w:sz w:val="28"/>
+          <w:szCs w:val="28"/>
+        </w:rPr>
+        <w:drawing>
+          <wp:inline distT="0" distB="0" distL="0" distR="0" wp14:anchorId="3E7F435B" wp14:editId="36758AB1">
+            <wp:extent cx="5731510" cy="1172210"/>
+            <wp:effectExtent l="0" t="0" r="2540" b="8890"/>
+            <wp:docPr id="1050551964" name="Picture 1"/>
+            <wp:cNvGraphicFramePr>
+              <a:graphicFrameLocks xmlns:a="http://schemas.openxmlformats.org/drawingml/2006/main" noChangeAspect="1"/>
+            </wp:cNvGraphicFramePr>
+            <a:graphic xmlns:a="http://schemas.openxmlformats.org/drawingml/2006/main">
+              <a:graphicData uri="http://schemas.openxmlformats.org/drawingml/2006/picture">
+                <pic:pic xmlns:pic="http://schemas.openxmlformats.org/drawingml/2006/picture">
+                  <pic:nvPicPr>
+                    <pic:cNvPr id="1050551964" name=""/>
+                    <pic:cNvPicPr/>
+                  </pic:nvPicPr>
+                  <pic:blipFill>
+                    <a:blip r:embed="rId27"/>
+                    <a:stretch>
+                      <a:fillRect/>
+                    </a:stretch>
+                  </pic:blipFill>
+                  <pic:spPr>
+                    <a:xfrm>
+                      <a:off x="0" y="0"/>
+                      <a:ext cx="5731510" cy="1172210"/>
+                    </a:xfrm>
+                    <a:prstGeom prst="rect">
+                      <a:avLst/>
+                    </a:prstGeom>
+                  </pic:spPr>
+                </pic:pic>
+              </a:graphicData>
+            </a:graphic>
+          </wp:inline>
+        </w:drawing>
+      </w:r>
+    </w:p>
+    <w:p>
+      <w:pPr>
+        <w:rPr>
+          <w:rFonts w:ascii="Times New Roman" w:hAnsi="Times New Roman" w:cs="Times New Roman"/>
+          <w:b/>
+          <w:bCs/>
+          <w:sz w:val="28"/>
+          <w:szCs w:val="28"/>
+        </w:rPr>
+      </w:pPr>
+    </w:p>
+    <w:p>
+      <w:pPr>
+        <w:rPr>
+          <w:rFonts w:ascii="Times New Roman" w:hAnsi="Times New Roman" w:cs="Times New Roman"/>
+          <w:b/>
+          <w:bCs/>
+          <w:sz w:val="28"/>
+          <w:szCs w:val="28"/>
+        </w:rPr>
+      </w:pPr>
+      <w:r>
+        <w:rPr>
+          <w:rFonts w:ascii="Times New Roman" w:hAnsi="Times New Roman" w:cs="Times New Roman"/>
+          <w:b/>
+          <w:bCs/>
+          <w:sz w:val="28"/>
+          <w:szCs w:val="28"/>
+        </w:rPr>
+        <w:t>15. ReactJS-HOL</w:t>
+      </w:r>
+    </w:p>
+    <w:p>
+      <w:pPr>
+        <w:rPr>
+          <w:rFonts w:ascii="Times New Roman" w:hAnsi="Times New Roman" w:cs="Times New Roman"/>
+          <w:b/>
+          <w:bCs/>
+          <w:sz w:val="28"/>
+          <w:szCs w:val="28"/>
+        </w:rPr>
+      </w:pPr>
+    </w:p>
+    <w:p>
+      <w:pPr>
+        <w:rPr>
+          <w:rFonts w:ascii="Times New Roman" w:hAnsi="Times New Roman" w:cs="Times New Roman"/>
+          <w:b/>
+          <w:bCs/>
+          <w:sz w:val="28"/>
+          <w:szCs w:val="28"/>
+        </w:rPr>
+      </w:pPr>
+      <w:r>
+        <w:rPr>
+          <w:rFonts w:ascii="Times New Roman" w:hAnsi="Times New Roman" w:cs="Times New Roman"/>
+          <w:b/>
+          <w:bCs/>
+          <w:sz w:val="28"/>
+          <w:szCs w:val="28"/>
+        </w:rPr>
+        <w:drawing>
+          <wp:inline distT="0" distB="0" distL="0" distR="0" wp14:anchorId="6FB84414" wp14:editId="6ACC3308">
+            <wp:extent cx="5731510" cy="1196975"/>
+            <wp:effectExtent l="0" t="0" r="2540" b="3175"/>
+            <wp:docPr id="517722377" name="Picture 1"/>
+            <wp:cNvGraphicFramePr>
+              <a:graphicFrameLocks xmlns:a="http://schemas.openxmlformats.org/drawingml/2006/main" noChangeAspect="1"/>
+            </wp:cNvGraphicFramePr>
+            <a:graphic xmlns:a="http://schemas.openxmlformats.org/drawingml/2006/main">
+              <a:graphicData uri="http://schemas.openxmlformats.org/drawingml/2006/picture">
+                <pic:pic xmlns:pic="http://schemas.openxmlformats.org/drawingml/2006/picture">
+                  <pic:nvPicPr>
+                    <pic:cNvPr id="517722377" name=""/>
+                    <pic:cNvPicPr/>
+                  </pic:nvPicPr>
+                  <pic:blipFill>
+                    <a:blip r:embed="rId28"/>
+                    <a:stretch>
+                      <a:fillRect/>
+                    </a:stretch>
+                  </pic:blipFill>
+                  <pic:spPr>
+                    <a:xfrm>
+                      <a:off x="0" y="0"/>
+                      <a:ext cx="5731510" cy="1196975"/>
+                    </a:xfrm>
+                    <a:prstGeom prst="rect">
+                      <a:avLst/>
+                    </a:prstGeom>
+                  </pic:spPr>
+                </pic:pic>
+              </a:graphicData>
+            </a:graphic>
+          </wp:inline>
+        </w:drawing>
+      </w:r>
+    </w:p>
+    <w:p>
+      <w:pPr>
+        <w:rPr>
+          <w:rFonts w:ascii="Times New Roman" w:hAnsi="Times New Roman" w:cs="Times New Roman"/>
+          <w:b/>
+          <w:bCs/>
+          <w:sz w:val="28"/>
+          <w:szCs w:val="28"/>
+        </w:rPr>
+      </w:pPr>
+      <w:r>
+        <w:rPr>
+          <w:rFonts w:ascii="Times New Roman" w:hAnsi="Times New Roman" w:cs="Times New Roman"/>
+          <w:b/>
+          <w:bCs/>
+          <w:sz w:val="28"/>
+          <w:szCs w:val="28"/>
+        </w:rPr>
+        <w:lastRenderedPageBreak/>
+        <w:drawing>
+          <wp:inline distT="0" distB="0" distL="0" distR="0" wp14:anchorId="52B09138" wp14:editId="6F682D59">
+            <wp:extent cx="5731510" cy="1414780"/>
+            <wp:effectExtent l="0" t="0" r="2540" b="0"/>
+            <wp:docPr id="554692025" name="Picture 1"/>
+            <wp:cNvGraphicFramePr>
+              <a:graphicFrameLocks xmlns:a="http://schemas.openxmlformats.org/drawingml/2006/main" noChangeAspect="1"/>
+            </wp:cNvGraphicFramePr>
+            <a:graphic xmlns:a="http://schemas.openxmlformats.org/drawingml/2006/main">
+              <a:graphicData uri="http://schemas.openxmlformats.org/drawingml/2006/picture">
+                <pic:pic xmlns:pic="http://schemas.openxmlformats.org/drawingml/2006/picture">
+                  <pic:nvPicPr>
+                    <pic:cNvPr id="554692025" name=""/>
+                    <pic:cNvPicPr/>
+                  </pic:nvPicPr>
+                  <pic:blipFill>
+                    <a:blip r:embed="rId29"/>
+                    <a:stretch>
+                      <a:fillRect/>
+                    </a:stretch>
+                  </pic:blipFill>
+                  <pic:spPr>
+                    <a:xfrm>
+                      <a:off x="0" y="0"/>
+                      <a:ext cx="5731510" cy="1414780"/>
+                    </a:xfrm>
+                    <a:prstGeom prst="rect">
+                      <a:avLst/>
+                    </a:prstGeom>
+                  </pic:spPr>
+                </pic:pic>
+              </a:graphicData>
+            </a:graphic>
+          </wp:inline>
+        </w:drawing>
+      </w:r>
+    </w:p>
+    <w:p>
+      <w:pPr>
+        <w:rPr>
+          <w:rFonts w:ascii="Times New Roman" w:hAnsi="Times New Roman" w:cs="Times New Roman"/>
+          <w:b/>
+          <w:bCs/>
+          <w:sz w:val="28"/>
+          <w:szCs w:val="28"/>
+        </w:rPr>
+      </w:pPr>
+    </w:p>
+    <w:p>
+      <w:pPr>
+        <w:rPr>
+          <w:rFonts w:ascii="Times New Roman" w:hAnsi="Times New Roman" w:cs="Times New Roman"/>
+          <w:b/>
+          <w:bCs/>
+          <w:sz w:val="28"/>
+          <w:szCs w:val="28"/>
+        </w:rPr>
+      </w:pPr>
+      <w:r>
+        <w:rPr>
+          <w:rFonts w:ascii="Times New Roman" w:hAnsi="Times New Roman" w:cs="Times New Roman"/>
+          <w:b/>
+          <w:bCs/>
+          <w:sz w:val="28"/>
+          <w:szCs w:val="28"/>
+        </w:rPr>
+        <w:t>16. ReactJS-HOL</w:t>
+      </w:r>
+    </w:p>
+    <w:p>
+      <w:pPr>
+        <w:rPr>
+          <w:rFonts w:ascii="Times New Roman" w:hAnsi="Times New Roman" w:cs="Times New Roman"/>
+          <w:b/>
+          <w:bCs/>
+          <w:sz w:val="28"/>
+          <w:szCs w:val="28"/>
+        </w:rPr>
+      </w:pPr>
+    </w:p>
+    <w:p>
+      <w:pPr>
+        <w:rPr>
+          <w:rFonts w:ascii="Times New Roman" w:hAnsi="Times New Roman" w:cs="Times New Roman"/>
+          <w:b/>
+          <w:bCs/>
+          <w:sz w:val="28"/>
+          <w:szCs w:val="28"/>
+        </w:rPr>
+      </w:pPr>
+      <w:r>
+        <w:rPr>
+          <w:rFonts w:ascii="Times New Roman" w:hAnsi="Times New Roman" w:cs="Times New Roman"/>
+          <w:b/>
+          <w:bCs/>
+          <w:sz w:val="28"/>
+          <w:szCs w:val="28"/>
+        </w:rPr>
+        <w:drawing>
+          <wp:inline distT="0" distB="0" distL="0" distR="0" wp14:anchorId="36A72763" wp14:editId="26D76DC7">
+            <wp:extent cx="5731510" cy="1056005"/>
+            <wp:effectExtent l="0" t="0" r="2540" b="0"/>
+            <wp:docPr id="779194910" name="Picture 1"/>
+            <wp:cNvGraphicFramePr>
+              <a:graphicFrameLocks xmlns:a="http://schemas.openxmlformats.org/drawingml/2006/main" noChangeAspect="1"/>
+            </wp:cNvGraphicFramePr>
+            <a:graphic xmlns:a="http://schemas.openxmlformats.org/drawingml/2006/main">
+              <a:graphicData uri="http://schemas.openxmlformats.org/drawingml/2006/picture">
+                <pic:pic xmlns:pic="http://schemas.openxmlformats.org/drawingml/2006/picture">
+                  <pic:nvPicPr>
+                    <pic:cNvPr id="779194910" name=""/>
+                    <pic:cNvPicPr/>
+                  </pic:nvPicPr>
+                  <pic:blipFill>
+                    <a:blip r:embed="rId30"/>
+                    <a:stretch>
+                      <a:fillRect/>
+                    </a:stretch>
+                  </pic:blipFill>
+                  <pic:spPr>
+                    <a:xfrm>
+                      <a:off x="0" y="0"/>
+                      <a:ext cx="5731510" cy="1056005"/>
+                    </a:xfrm>
+                    <a:prstGeom prst="rect">
+                      <a:avLst/>
+                    </a:prstGeom>
+                  </pic:spPr>
+                </pic:pic>
+              </a:graphicData>
+            </a:graphic>
+          </wp:inline>
+        </w:drawing>
+      </w:r>
+    </w:p>
+    <w:p>
+      <w:pPr>
+        <w:rPr>
+          <w:rFonts w:ascii="Times New Roman" w:hAnsi="Times New Roman" w:cs="Times New Roman"/>
+          <w:b/>
+          <w:bCs/>
+          <w:sz w:val="28"/>
+          <w:szCs w:val="28"/>
+        </w:rPr>
+      </w:pPr>
+      <w:r>
+        <w:rPr>
+          <w:rFonts w:ascii="Times New Roman" w:hAnsi="Times New Roman" w:cs="Times New Roman"/>
+          <w:b/>
+          <w:bCs/>
+          <w:sz w:val="28"/>
+          <w:szCs w:val="28"/>
+        </w:rPr>
+        <w:drawing>
+          <wp:inline distT="0" distB="0" distL="0" distR="0" wp14:anchorId="1770FBB8" wp14:editId="2B84B2EF">
+            <wp:extent cx="5731510" cy="1103630"/>
+            <wp:effectExtent l="0" t="0" r="2540" b="1270"/>
+            <wp:docPr id="184317750" name="Picture 1"/>
+            <wp:cNvGraphicFramePr>
+              <a:graphicFrameLocks xmlns:a="http://schemas.openxmlformats.org/drawingml/2006/main" noChangeAspect="1"/>
+            </wp:cNvGraphicFramePr>
+            <a:graphic xmlns:a="http://schemas.openxmlformats.org/drawingml/2006/main">
+              <a:graphicData uri="http://schemas.openxmlformats.org/drawingml/2006/picture">
+                <pic:pic xmlns:pic="http://schemas.openxmlformats.org/drawingml/2006/picture">
+                  <pic:nvPicPr>
+                    <pic:cNvPr id="184317750" name=""/>
+                    <pic:cNvPicPr/>
+                  </pic:nvPicPr>
+                  <pic:blipFill>
+                    <a:blip r:embed="rId31"/>
+                    <a:stretch>
+                      <a:fillRect/>
+                    </a:stretch>
+                  </pic:blipFill>
+                  <pic:spPr>
+                    <a:xfrm>
+                      <a:off x="0" y="0"/>
+                      <a:ext cx="5731510" cy="1103630"/>
+                    </a:xfrm>
+                    <a:prstGeom prst="rect">
+                      <a:avLst/>
+                    </a:prstGeom>
+                  </pic:spPr>
+                </pic:pic>
+              </a:graphicData>
+            </a:graphic>
+          </wp:inline>
+        </w:drawing>
+      </w:r>
+    </w:p>
+    <w:p>
+      <w:pPr>
+        <w:rPr>
+          <w:rFonts w:ascii="Times New Roman" w:hAnsi="Times New Roman" w:cs="Times New Roman"/>
+          <w:b/>
+          <w:bCs/>
+          <w:sz w:val="28"/>
+          <w:szCs w:val="28"/>
+        </w:rPr>
+      </w:pPr>
+      <w:r>
+        <w:rPr>
+          <w:rFonts w:ascii="Times New Roman" w:hAnsi="Times New Roman" w:cs="Times New Roman"/>
+          <w:b/>
+          <w:bCs/>
+          <w:sz w:val="28"/>
+          <w:szCs w:val="28"/>
+        </w:rPr>
+        <w:drawing>
+          <wp:inline distT="0" distB="0" distL="0" distR="0" wp14:anchorId="57BE0802" wp14:editId="53425A35">
+            <wp:extent cx="5731510" cy="1053465"/>
+            <wp:effectExtent l="0" t="0" r="2540" b="0"/>
+            <wp:docPr id="758854685" name="Picture 1"/>
+            <wp:cNvGraphicFramePr>
+              <a:graphicFrameLocks xmlns:a="http://schemas.openxmlformats.org/drawingml/2006/main" noChangeAspect="1"/>
+            </wp:cNvGraphicFramePr>
+            <a:graphic xmlns:a="http://schemas.openxmlformats.org/drawingml/2006/main">
+              <a:graphicData uri="http://schemas.openxmlformats.org/drawingml/2006/picture">
+                <pic:pic xmlns:pic="http://schemas.openxmlformats.org/drawingml/2006/picture">
+                  <pic:nvPicPr>
+                    <pic:cNvPr id="758854685" name=""/>
+                    <pic:cNvPicPr/>
+                  </pic:nvPicPr>
+                  <pic:blipFill>
+                    <a:blip r:embed="rId32"/>
+                    <a:stretch>
+                      <a:fillRect/>
+                    </a:stretch>
+                  </pic:blipFill>
+                  <pic:spPr>
+                    <a:xfrm>
+                      <a:off x="0" y="0"/>
+                      <a:ext cx="5731510" cy="1053465"/>
+                    </a:xfrm>
+                    <a:prstGeom prst="rect">
+                      <a:avLst/>
+                    </a:prstGeom>
+                  </pic:spPr>
+                </pic:pic>
+              </a:graphicData>
+            </a:graphic>
+          </wp:inline>
+        </w:drawing>
+      </w:r>
+    </w:p>
+    <w:p>
+      <w:pPr>
+        <w:rPr>
+          <w:rFonts w:ascii="Times New Roman" w:hAnsi="Times New Roman" w:cs="Times New Roman"/>
+          <w:b/>
+          <w:bCs/>
+          <w:sz w:val="28"/>
+          <w:szCs w:val="28"/>
+        </w:rPr>
+      </w:pPr>
+      <w:r>
+        <w:rPr>
+          <w:rFonts w:ascii="Times New Roman" w:hAnsi="Times New Roman" w:cs="Times New Roman"/>
+          <w:b/>
+          <w:bCs/>
+          <w:sz w:val="28"/>
+          <w:szCs w:val="28"/>
+        </w:rPr>
+        <w:drawing>
+          <wp:inline distT="0" distB="0" distL="0" distR="0" wp14:anchorId="228DD7B1" wp14:editId="7EFEE926">
+            <wp:extent cx="5731510" cy="1167130"/>
+            <wp:effectExtent l="0" t="0" r="2540" b="0"/>
+            <wp:docPr id="923657242" name="Picture 1"/>
+            <wp:cNvGraphicFramePr>
+              <a:graphicFrameLocks xmlns:a="http://schemas.openxmlformats.org/drawingml/2006/main" noChangeAspect="1"/>
+            </wp:cNvGraphicFramePr>
+            <a:graphic xmlns:a="http://schemas.openxmlformats.org/drawingml/2006/main">
+              <a:graphicData uri="http://schemas.openxmlformats.org/drawingml/2006/picture">
+                <pic:pic xmlns:pic="http://schemas.openxmlformats.org/drawingml/2006/picture">
+                  <pic:nvPicPr>
+                    <pic:cNvPr id="923657242" name=""/>
+                    <pic:cNvPicPr/>
+                  </pic:nvPicPr>
+                  <pic:blipFill>
+                    <a:blip r:embed="rId33"/>
+                    <a:stretch>
+                      <a:fillRect/>
+                    </a:stretch>
+                  </pic:blipFill>
+                  <pic:spPr>
+                    <a:xfrm>
+                      <a:off x="0" y="0"/>
+                      <a:ext cx="5731510" cy="1167130"/>
+                    </a:xfrm>
+                    <a:prstGeom prst="rect">
+                      <a:avLst/>
+                    </a:prstGeom>
+                  </pic:spPr>
+                </pic:pic>
+              </a:graphicData>
+            </a:graphic>
+          </wp:inline>
+        </w:drawing>
+      </w:r>
+    </w:p>
+    <w:p>
+      <w:pPr>
+        <w:rPr>
+          <w:rFonts w:ascii="Times New Roman" w:hAnsi="Times New Roman" w:cs="Times New Roman"/>
+          <w:b/>
+          <w:bCs/>
+          <w:sz w:val="28"/>
+          <w:szCs w:val="28"/>
+        </w:rPr>
+      </w:pPr>
+      <w:r>
+        <w:rPr>
+          <w:rFonts w:ascii="Times New Roman" w:hAnsi="Times New Roman" w:cs="Times New Roman"/>
+          <w:b/>
+          <w:bCs/>
+          <w:sz w:val="28"/>
+          <w:szCs w:val="28"/>
+        </w:rPr>
+        <w:drawing>
+          <wp:inline distT="0" distB="0" distL="0" distR="0" wp14:anchorId="619CCF1A" wp14:editId="18574EAE">
+            <wp:extent cx="5731510" cy="1073785"/>
+            <wp:effectExtent l="0" t="0" r="2540" b="0"/>
+            <wp:docPr id="831758845" name="Picture 1"/>
+            <wp:cNvGraphicFramePr>
+              <a:graphicFrameLocks xmlns:a="http://schemas.openxmlformats.org/drawingml/2006/main" noChangeAspect="1"/>
+            </wp:cNvGraphicFramePr>
+            <a:graphic xmlns:a="http://schemas.openxmlformats.org/drawingml/2006/main">
+              <a:graphicData uri="http://schemas.openxmlformats.org/drawingml/2006/picture">
+                <pic:pic xmlns:pic="http://schemas.openxmlformats.org/drawingml/2006/picture">
+                  <pic:nvPicPr>
+                    <pic:cNvPr id="831758845" name=""/>
+                    <pic:cNvPicPr/>
+                  </pic:nvPicPr>
+                  <pic:blipFill>
+                    <a:blip r:embed="rId34"/>
+                    <a:stretch>
+                      <a:fillRect/>
+                    </a:stretch>
+                  </pic:blipFill>
+                  <pic:spPr>
+                    <a:xfrm>
+                      <a:off x="0" y="0"/>
+                      <a:ext cx="5731510" cy="1073785"/>
+                    </a:xfrm>
+                    <a:prstGeom prst="rect">
+                      <a:avLst/>
+                    </a:prstGeom>
+                  </pic:spPr>
+                </pic:pic>
+              </a:graphicData>
+            </a:graphic>
+          </wp:inline>
+        </w:drawing>
+      </w:r>
+    </w:p>
+    <w:p>
+      <w:pPr>
+        <w:rPr>
+          <w:rFonts w:ascii="Times New Roman" w:hAnsi="Times New Roman" w:cs="Times New Roman"/>
+          <w:b/>
+          <w:bCs/>
+          <w:sz w:val="28"/>
+          <w:szCs w:val="28"/>
+        </w:rPr>
+      </w:pPr>
+      <w:r>
+        <w:rPr>
+          <w:rFonts w:ascii="Times New Roman" w:hAnsi="Times New Roman" w:cs="Times New Roman"/>
+          <w:b/>
+          <w:bCs/>
+          <w:sz w:val="28"/>
+          <w:szCs w:val="28"/>
+        </w:rPr>
+        <w:lastRenderedPageBreak/>
+        <w:drawing>
+          <wp:inline distT="0" distB="0" distL="0" distR="0" wp14:anchorId="3C0A6A17" wp14:editId="36A779B2">
+            <wp:extent cx="5731510" cy="1097915"/>
+            <wp:effectExtent l="0" t="0" r="2540" b="6985"/>
+            <wp:docPr id="1126162174" name="Picture 1"/>
+            <wp:cNvGraphicFramePr>
+              <a:graphicFrameLocks xmlns:a="http://schemas.openxmlformats.org/drawingml/2006/main" noChangeAspect="1"/>
+            </wp:cNvGraphicFramePr>
+            <a:graphic xmlns:a="http://schemas.openxmlformats.org/drawingml/2006/main">
+              <a:graphicData uri="http://schemas.openxmlformats.org/drawingml/2006/picture">
+                <pic:pic xmlns:pic="http://schemas.openxmlformats.org/drawingml/2006/picture">
+                  <pic:nvPicPr>
+                    <pic:cNvPr id="1126162174" name=""/>
+                    <pic:cNvPicPr/>
+                  </pic:nvPicPr>
+                  <pic:blipFill>
+                    <a:blip r:embed="rId35"/>
+                    <a:stretch>
+                      <a:fillRect/>
+                    </a:stretch>
+                  </pic:blipFill>
+                  <pic:spPr>
+                    <a:xfrm>
+                      <a:off x="0" y="0"/>
+                      <a:ext cx="5731510" cy="1097915"/>
+                    </a:xfrm>
+                    <a:prstGeom prst="rect">
+                      <a:avLst/>
+                    </a:prstGeom>
+                  </pic:spPr>
+                </pic:pic>
+              </a:graphicData>
+            </a:graphic>
+          </wp:inline>
+        </w:drawing>
+      </w:r>
+    </w:p>
+    <w:p>
+      <w:pPr>
+        <w:rPr>
+          <w:rFonts w:ascii="Times New Roman" w:hAnsi="Times New Roman" w:cs="Times New Roman"/>
+          <w:b/>
+          <w:bCs/>
+          <w:sz w:val="28"/>
+          <w:szCs w:val="28"/>
+        </w:rPr>
+      </w:pPr>
+      <w:r>
+        <w:rPr>
+          <w:rFonts w:ascii="Times New Roman" w:hAnsi="Times New Roman" w:cs="Times New Roman"/>
+          <w:b/>
+          <w:bCs/>
+          <w:sz w:val="28"/>
+          <w:szCs w:val="28"/>
+        </w:rPr>
+        <w:drawing>
+          <wp:inline distT="0" distB="0" distL="0" distR="0" wp14:anchorId="3B82D7CC" wp14:editId="4C5A60BD">
+            <wp:extent cx="5731510" cy="1089660"/>
+            <wp:effectExtent l="0" t="0" r="2540" b="0"/>
+            <wp:docPr id="1172839645" name="Picture 1"/>
+            <wp:cNvGraphicFramePr>
+              <a:graphicFrameLocks xmlns:a="http://schemas.openxmlformats.org/drawingml/2006/main" noChangeAspect="1"/>
+            </wp:cNvGraphicFramePr>
+            <a:graphic xmlns:a="http://schemas.openxmlformats.org/drawingml/2006/main">
+              <a:graphicData uri="http://schemas.openxmlformats.org/drawingml/2006/picture">
+                <pic:pic xmlns:pic="http://schemas.openxmlformats.org/drawingml/2006/picture">
+                  <pic:nvPicPr>
+                    <pic:cNvPr id="1172839645" name=""/>
+                    <pic:cNvPicPr/>
+                  </pic:nvPicPr>
+                  <pic:blipFill>
+                    <a:blip r:embed="rId36"/>
+                    <a:stretch>
+                      <a:fillRect/>
+                    </a:stretch>
+                  </pic:blipFill>
+                  <pic:spPr>
+                    <a:xfrm>
+                      <a:off x="0" y="0"/>
+                      <a:ext cx="5731510" cy="1089660"/>
+                    </a:xfrm>
+                    <a:prstGeom prst="rect">
+                      <a:avLst/>
+                    </a:prstGeom>
+                  </pic:spPr>
+                </pic:pic>
+              </a:graphicData>
+            </a:graphic>
+          </wp:inline>
+        </w:drawing>
+      </w:r>
+    </w:p>
+    <w:p>
+      <w:pPr>
+        <w:rPr>
+          <w:rFonts w:ascii="Times New Roman" w:hAnsi="Times New Roman" w:cs="Times New Roman"/>
+          <w:b/>
+          <w:bCs/>
+          <w:sz w:val="28"/>
+          <w:szCs w:val="28"/>
+        </w:rPr>
+      </w:pPr>
+      <w:r>
+        <w:rPr>
+          <w:rFonts w:ascii="Times New Roman" w:hAnsi="Times New Roman" w:cs="Times New Roman"/>
+          <w:b/>
+          <w:bCs/>
+          <w:sz w:val="28"/>
+          <w:szCs w:val="28"/>
+        </w:rPr>
+        <w:drawing>
+          <wp:inline distT="0" distB="0" distL="0" distR="0" wp14:anchorId="64026DD1" wp14:editId="1168D82D">
+            <wp:extent cx="5731510" cy="1086485"/>
+            <wp:effectExtent l="0" t="0" r="2540" b="0"/>
+            <wp:docPr id="68769575" name="Picture 1"/>
+            <wp:cNvGraphicFramePr>
+              <a:graphicFrameLocks xmlns:a="http://schemas.openxmlformats.org/drawingml/2006/main" noChangeAspect="1"/>
+            </wp:cNvGraphicFramePr>
+            <a:graphic xmlns:a="http://schemas.openxmlformats.org/drawingml/2006/main">
+              <a:graphicData uri="http://schemas.openxmlformats.org/drawingml/2006/picture">
+                <pic:pic xmlns:pic="http://schemas.openxmlformats.org/drawingml/2006/picture">
+                  <pic:nvPicPr>
+                    <pic:cNvPr id="68769575" name=""/>
+                    <pic:cNvPicPr/>
+                  </pic:nvPicPr>
+                  <pic:blipFill>
+                    <a:blip r:embed="rId37"/>
+                    <a:stretch>
+                      <a:fillRect/>
+                    </a:stretch>
+                  </pic:blipFill>
+                  <pic:spPr>
+                    <a:xfrm>
+                      <a:off x="0" y="0"/>
+                      <a:ext cx="5731510" cy="1086485"/>
+                    </a:xfrm>
+                    <a:prstGeom prst="rect">
+                      <a:avLst/>
+                    </a:prstGeom>
+                  </pic:spPr>
+                </pic:pic>
+              </a:graphicData>
+            </a:graphic>
+          </wp:inline>
+        </w:drawing>
+      </w:r>
+    </w:p>
+    <w:p>
+      <w:pPr>
+        <w:rPr>
+          <w:rFonts w:ascii="Times New Roman" w:hAnsi="Times New Roman" w:cs="Times New Roman"/>
+          <w:b/>
+          <w:bCs/>
+          <w:sz w:val="28"/>
+          <w:szCs w:val="28"/>
+        </w:rPr>
+      </w:pPr>
+    </w:p>
+    <w:p>
+      <w:pPr>
+        <w:rPr>
+          <w:rFonts w:ascii="Times New Roman" w:hAnsi="Times New Roman" w:cs="Times New Roman"/>
+          <w:b/>
+          <w:bCs/>
+          <w:sz w:val="28"/>
+          <w:szCs w:val="28"/>
+        </w:rPr>
+      </w:pPr>
+      <w:r>
+        <w:rPr>
+          <w:rFonts w:ascii="Times New Roman" w:hAnsi="Times New Roman" w:cs="Times New Roman"/>
+          <w:b/>
+          <w:bCs/>
+          <w:sz w:val="28"/>
+          <w:szCs w:val="28"/>
+        </w:rPr>
+        <w:t>17. ReactJS-HOL</w:t>
+      </w:r>
+    </w:p>
+    <w:p>
+      <w:pPr>
+        <w:rPr>
+          <w:rFonts w:ascii="Times New Roman" w:hAnsi="Times New Roman" w:cs="Times New Roman"/>
+          <w:b/>
+          <w:bCs/>
+          <w:sz w:val="28"/>
+          <w:szCs w:val="28"/>
+        </w:rPr>
+      </w:pPr>
+    </w:p>
+    <w:p>
+      <w:pPr>
+        <w:rPr>
+          <w:rFonts w:ascii="Times New Roman" w:hAnsi="Times New Roman" w:cs="Times New Roman"/>
+          <w:b/>
+          <w:bCs/>
+          <w:sz w:val="28"/>
+          <w:szCs w:val="28"/>
+        </w:rPr>
+      </w:pPr>
+      <w:r>
+        <w:rPr>
+          <w:rFonts w:ascii="Times New Roman" w:hAnsi="Times New Roman" w:cs="Times New Roman"/>
+          <w:b/>
+          <w:bCs/>
+          <w:sz w:val="28"/>
+          <w:szCs w:val="28"/>
+        </w:rPr>
+        <w:drawing>
+          <wp:inline distT="0" distB="0" distL="0" distR="0" wp14:anchorId="4B149F20" wp14:editId="5853DF33">
+            <wp:extent cx="5731510" cy="1368425"/>
+            <wp:effectExtent l="0" t="0" r="2540" b="3175"/>
+            <wp:docPr id="431213407" name="Picture 1"/>
+            <wp:cNvGraphicFramePr>
+              <a:graphicFrameLocks xmlns:a="http://schemas.openxmlformats.org/drawingml/2006/main" noChangeAspect="1"/>
+            </wp:cNvGraphicFramePr>
+            <a:graphic xmlns:a="http://schemas.openxmlformats.org/drawingml/2006/main">
+              <a:graphicData uri="http://schemas.openxmlformats.org/drawingml/2006/picture">
+                <pic:pic xmlns:pic="http://schemas.openxmlformats.org/drawingml/2006/picture">
+                  <pic:nvPicPr>
+                    <pic:cNvPr id="431213407" name=""/>
+                    <pic:cNvPicPr/>
+                  </pic:nvPicPr>
+                  <pic:blipFill>
+                    <a:blip r:embed="rId38"/>
+                    <a:stretch>
+                      <a:fillRect/>
+                    </a:stretch>
+                  </pic:blipFill>
+                  <pic:spPr>
+                    <a:xfrm>
+                      <a:off x="0" y="0"/>
+                      <a:ext cx="5731510" cy="1368425"/>
+                    </a:xfrm>
+                    <a:prstGeom prst="rect">
+                      <a:avLst/>
+                    </a:prstGeom>
+                  </pic:spPr>
+                </pic:pic>
+              </a:graphicData>
+            </a:graphic>
+          </wp:inline>
+        </w:drawing>
+      </w:r>
+    </w:p>
+    <w:p>
+      <w:pPr>
+        <w:rPr>
+          <w:rFonts w:ascii="Times New Roman" w:hAnsi="Times New Roman" w:cs="Times New Roman"/>
+          <w:b/>
+          <w:bCs/>
+          <w:sz w:val="28"/>
+          <w:szCs w:val="28"/>
+        </w:rPr>
+      </w:pPr>
+      <w:r>
+        <w:rPr>
+          <w:rFonts w:ascii="Times New Roman" w:hAnsi="Times New Roman" w:cs="Times New Roman"/>
+          <w:b/>
+          <w:bCs/>
+          <w:sz w:val="28"/>
+          <w:szCs w:val="28"/>
+        </w:rPr>
+        <w:drawing>
+          <wp:inline distT="0" distB="0" distL="0" distR="0" wp14:anchorId="0AEFF335" wp14:editId="3251F087">
+            <wp:extent cx="5454930" cy="2044805"/>
+            <wp:effectExtent l="0" t="0" r="0" b="0"/>
+            <wp:docPr id="87808824" name="Picture 1"/>
+            <wp:cNvGraphicFramePr>
+              <a:graphicFrameLocks xmlns:a="http://schemas.openxmlformats.org/drawingml/2006/main" noChangeAspect="1"/>
+            </wp:cNvGraphicFramePr>
+            <a:graphic xmlns:a="http://schemas.openxmlformats.org/drawingml/2006/main">
+              <a:graphicData uri="http://schemas.openxmlformats.org/drawingml/2006/picture">
+                <pic:pic xmlns:pic="http://schemas.openxmlformats.org/drawingml/2006/picture">
+                  <pic:nvPicPr>
+                    <pic:cNvPr id="87808824" name=""/>
+                    <pic:cNvPicPr/>
+                  </pic:nvPicPr>
+                  <pic:blipFill>
+                    <a:blip r:embed="rId39"/>
+                    <a:stretch>
+                      <a:fillRect/>
+                    </a:stretch>
+                  </pic:blipFill>
+                  <pic:spPr>
+                    <a:xfrm>
+                      <a:off x="0" y="0"/>
+                      <a:ext cx="5454930" cy="2044805"/>
+                    </a:xfrm>
+                    <a:prstGeom prst="rect">
+                      <a:avLst/>
+                    </a:prstGeom>
+                  </pic:spPr>
+                </pic:pic>
+              </a:graphicData>
+            </a:graphic>
+          </wp:inline>
+        </w:drawing>
+      </w:r>
+    </w:p>
+    <w:p>
+      <w:pPr>
+        <w:rPr>
+          <w:rFonts w:ascii="Times New Roman" w:hAnsi="Times New Roman" w:cs="Times New Roman"/>
+          <w:b/>
+          <w:bCs/>
+          <w:sz w:val="28"/>
+          <w:szCs w:val="28"/>
+        </w:rPr>
+      </w:pPr>
+    </w:p>
+    <w:p>
+      <w:pPr>
+        <w:rPr>
+          <w:rFonts w:ascii="Times New Roman" w:hAnsi="Times New Roman" w:cs="Times New Roman"/>
+          <w:b/>
+          <w:bCs/>
+          <w:sz w:val="28"/>
+          <w:szCs w:val="28"/>
+        </w:rPr>
+      </w:pPr>
+      <w:r>
+        <w:rPr>
+          <w:rFonts w:ascii="Times New Roman" w:hAnsi="Times New Roman" w:cs="Times New Roman"/>
+          <w:b/>
+          <w:bCs/>
+          <w:sz w:val="28"/>
+          <w:szCs w:val="28"/>
+        </w:rPr>
+        <w:lastRenderedPageBreak/>
+        <w:drawing>
+          <wp:inline distT="0" distB="0" distL="0" distR="0" wp14:anchorId="6339ECFD" wp14:editId="402399A3">
+            <wp:extent cx="5731510" cy="1632585"/>
+            <wp:effectExtent l="0" t="0" r="2540" b="5715"/>
+            <wp:docPr id="307035033" name="Picture 1"/>
+            <wp:cNvGraphicFramePr>
+              <a:graphicFrameLocks xmlns:a="http://schemas.openxmlformats.org/drawingml/2006/main" noChangeAspect="1"/>
+            </wp:cNvGraphicFramePr>
+            <a:graphic xmlns:a="http://schemas.openxmlformats.org/drawingml/2006/main">
+              <a:graphicData uri="http://schemas.openxmlformats.org/drawingml/2006/picture">
+                <pic:pic xmlns:pic="http://schemas.openxmlformats.org/drawingml/2006/picture">
+                  <pic:nvPicPr>
+                    <pic:cNvPr id="307035033" name=""/>
+                    <pic:cNvPicPr/>
+                  </pic:nvPicPr>
+                  <pic:blipFill>
+                    <a:blip r:embed="rId40"/>
+                    <a:stretch>
+                      <a:fillRect/>
+                    </a:stretch>
+                  </pic:blipFill>
+                  <pic:spPr>
+                    <a:xfrm>
+                      <a:off x="0" y="0"/>
+                      <a:ext cx="5731510" cy="1632585"/>
+                    </a:xfrm>
+                    <a:prstGeom prst="rect">
+                      <a:avLst/>
+                    </a:prstGeom>
+                  </pic:spPr>
+                </pic:pic>
+              </a:graphicData>
+            </a:graphic>
+          </wp:inline>
+        </w:drawing>
+      </w:r>
+    </w:p>
+    <w:p>
+      <w:pPr>
+        <w:rPr>
+          <w:rFonts w:ascii="Times New Roman" w:hAnsi="Times New Roman" w:cs="Times New Roman"/>
+          <w:b/>
+          <w:bCs/>
+          <w:sz w:val="28"/>
+          <w:szCs w:val="28"/>
+        </w:rPr>
+      </w:pPr>
+    </w:p>
+    <w:p>
+      <w:pPr>
+        <w:rPr>
+          <w:rFonts w:ascii="Times New Roman" w:hAnsi="Times New Roman" w:cs="Times New Roman"/>
+          <w:b/>
+          <w:bCs/>
+          <w:sz w:val="28"/>
+          <w:szCs w:val="28"/>
+        </w:rPr>
+      </w:pPr>
+    </w:p>
+    <w:p>
+      <w:pPr>
+        <w:rPr>
+          <w:rFonts w:ascii="Times New Roman" w:hAnsi="Times New Roman" w:cs="Times New Roman"/>
+          <w:b/>
+          <w:bCs/>
+          <w:sz w:val="28"/>
+          <w:szCs w:val="28"/>
+        </w:rPr>
+      </w:pPr>
     </w:p>
     <w:sectPr>
       <w:pgSz w:w="11906" w:h="16838"/>
@@ -786,7 +3256,7 @@
   <w:style w:type="paragraph" w:default="1" w:styleId="Normal">
     <w:name w:val="Normal"/>
     <w:qFormat/>
-    <w:rsid w:val="00053D7D"/>
+    <w:rsid w:val="009773F9"/>
   </w:style>
   <w:style w:type="paragraph" w:styleId="Heading1">
     <w:name w:val="heading 1"/>
